--- a/_DOC/TCC_Igor_Ayello_Borges_OLD.docx
+++ b/_DOC/TCC_Igor_Ayello_Borges_OLD.docx
@@ -506,7 +506,7 @@
         <w:rPr>
           <w:rtl w:val="0"/>
         </w:rPr>
-        <w:t xml:space="preserve">Com o avanço da inteligência artificial diversas ferramentas têm sido utilizadas para automatizar tarefas e aumentar a produtividade no desenvolvimento de software, incluindo a criação de APIs, porém não existe definição sobre o desempenho entre esses modelos em tarefas específicas. Este trabalho tem como objetivo comparar o desempenho de cinco modelos de IA (Copilot, ChatGPT, DeepSeek, Gemini e Meta AI) na geração de APIs para um simulador de investimentos, avaliando pontos como qualidade do código, segurança e eficiência. A pesquisa adotou uma abordagem experimental quantitativa, utilizando tecnologias como Python, FastAPI, Docker e SonarQube para análise técnica. Os dados financeiros utilizados como base para os testes foram obtidos de APIs externas. Os resultados apontam diferenças entre os modelos em aspectos como segurança e eficiência, permitindo considerar quais ferramentas apresentam melhor desempenho para esse tipo de aplicação.</w:t>
+        <w:t xml:space="preserve">Com o avanço da inteligência artificial diversas ferramentas têm sido utilizadas para automatizar tarefas e aumentar a produtividade no desenvolvimento de software, incluindo a criação de APIs, porém não existe definição sobre o desempenho entre esses modelos em tarefas específicas. Este trabalho tem como objetivo comparar o desempenho de cinco modelos de IA (Copilot, ChatGPT, DeepSeek, Gemini e Meta AI) na geração de APIs para um simulador de investimentos, avaliando pontos como qualidade do código, segurança e eficiência estrutural (manutenibilidade e complexidade do código, conforme métricas do SonarQube). A pesquisa adotou uma abordagem experimental quantitativa, utilizando tecnologias como Python, FastAPI, Docker e SonarQube para análise técnica. Os dados financeiros utilizados como base para os testes foram obtidos de APIs externas. Os resultados apontam diferenças entre os modelos em aspectos como segurança e eficiência, permitindo considerar quais ferramentas apresentam melhor desempenho para esse tipo de aplicação.</w:t>
       </w:r>
       <w:r>
         <w:rPr>
@@ -882,7 +882,7 @@
         <w:rPr>
           <w:rtl w:val="0"/>
         </w:rPr>
-        <w:t xml:space="preserve">As APIs geradas pelos modelos de inteligência artificial foram avaliadas no SonarQube, que forneceu métricas objetivas relacionadas à qualidade, segurança e eficiência do código. A análise quantitativa dos resultados foi conduzida por meio de tabelas comparativas e gráficos, permitindo identificar padrões de desempenho, vantagens e limitações de cada modelo.</w:t>
+        <w:t xml:space="preserve">As APIs geradas pelos modelos de inteligência artificial foram avaliadas no SonarQube, que forneceu métricas objetivas relacionadas à qualidade, segurança e eficiência estrutural do código (facilidade de manutenção, simplicidade estrutural e menor dívida técnica, medidos por indicadores como complexidade ciclomática e cognitiva, tempo estimado de manutenção e índice de dívida técnica). A análise quantitativa dos resultados foi conduzida por meio de tabelas comparativas e gráficos, permitindo identificar padrões de desempenho, vantagens e limitações de cada modelo.</w:t>
       </w:r>
     </w:p>
     <w:p>
@@ -974,35 +974,13 @@
         <w:ind w:left="0" w:right="0" w:firstLine="0"/>
         <w:jc w:val="left"/>
         <w:rPr>
-          <w:rFonts w:ascii="Arial" w:cs="Arial" w:eastAsia="Arial" w:hAnsi="Arial"/>
           <w:b w:val="1"/>
-          <w:i w:val="0"/>
-          <w:smallCaps w:val="0"/>
-          <w:strike w:val="0"/>
-          <w:color w:val="000000"/>
-          <w:sz w:val="22"/>
-          <w:szCs w:val="22"/>
-          <w:u w:val="none"/>
-          <w:shd w:fill="auto" w:val="clear"/>
-          <w:vertAlign w:val="baseline"/>
-        </w:rPr>
-      </w:pPr>
-      <w:r>
-        <w:rPr>
-          <w:rFonts w:ascii="Arial" w:cs="Arial" w:eastAsia="Arial" w:hAnsi="Arial"/>
-          <w:b w:val="1"/>
-          <w:i w:val="0"/>
-          <w:smallCaps w:val="0"/>
-          <w:strike w:val="0"/>
-          <w:color w:val="000000"/>
-          <w:sz w:val="22"/>
-          <w:szCs w:val="22"/>
-          <w:u w:val="none"/>
-          <w:shd w:fill="auto" w:val="clear"/>
-          <w:vertAlign w:val="baseline"/>
-          <w:rtl w:val="0"/>
-        </w:rPr>
-        <w:t xml:space="preserve">Resultados e Discussão</w:t>
+        </w:rPr>
+      </w:pPr>
+      <w:r>
+        <w:rPr>
+          <w:rtl w:val="0"/>
+        </w:rPr>
       </w:r>
     </w:p>
     <w:p>
@@ -1023,6 +1001,168 @@
         <w:ind w:left="0" w:right="0" w:firstLine="0"/>
         <w:jc w:val="left"/>
         <w:rPr>
+          <w:b w:val="1"/>
+        </w:rPr>
+      </w:pPr>
+      <w:r>
+        <w:rPr>
+          <w:rtl w:val="0"/>
+        </w:rPr>
+      </w:r>
+    </w:p>
+    <w:p>
+      <w:pPr>
+        <w:keepNext w:val="0"/>
+        <w:keepLines w:val="0"/>
+        <w:pageBreakBefore w:val="0"/>
+        <w:widowControl w:val="1"/>
+        <w:pBdr>
+          <w:top w:space="0" w:sz="0" w:val="nil"/>
+          <w:left w:space="0" w:sz="0" w:val="nil"/>
+          <w:bottom w:space="0" w:sz="0" w:val="nil"/>
+          <w:right w:space="0" w:sz="0" w:val="nil"/>
+          <w:between w:space="0" w:sz="0" w:val="nil"/>
+        </w:pBdr>
+        <w:shd w:fill="auto" w:val="clear"/>
+        <w:spacing w:after="0" w:before="0" w:line="360" w:lineRule="auto"/>
+        <w:ind w:left="0" w:right="0" w:firstLine="0"/>
+        <w:jc w:val="left"/>
+        <w:rPr>
+          <w:b w:val="1"/>
+        </w:rPr>
+      </w:pPr>
+      <w:r>
+        <w:rPr>
+          <w:rtl w:val="0"/>
+        </w:rPr>
+      </w:r>
+    </w:p>
+    <w:p>
+      <w:pPr>
+        <w:keepNext w:val="0"/>
+        <w:keepLines w:val="0"/>
+        <w:pageBreakBefore w:val="0"/>
+        <w:widowControl w:val="1"/>
+        <w:pBdr>
+          <w:top w:space="0" w:sz="0" w:val="nil"/>
+          <w:left w:space="0" w:sz="0" w:val="nil"/>
+          <w:bottom w:space="0" w:sz="0" w:val="nil"/>
+          <w:right w:space="0" w:sz="0" w:val="nil"/>
+          <w:between w:space="0" w:sz="0" w:val="nil"/>
+        </w:pBdr>
+        <w:shd w:fill="auto" w:val="clear"/>
+        <w:spacing w:after="0" w:before="0" w:line="360" w:lineRule="auto"/>
+        <w:ind w:left="0" w:right="0" w:firstLine="0"/>
+        <w:jc w:val="left"/>
+        <w:rPr>
+          <w:b w:val="1"/>
+        </w:rPr>
+      </w:pPr>
+      <w:r>
+        <w:rPr>
+          <w:rtl w:val="0"/>
+        </w:rPr>
+      </w:r>
+    </w:p>
+    <w:p>
+      <w:pPr>
+        <w:keepNext w:val="0"/>
+        <w:keepLines w:val="0"/>
+        <w:pageBreakBefore w:val="0"/>
+        <w:widowControl w:val="1"/>
+        <w:pBdr>
+          <w:top w:space="0" w:sz="0" w:val="nil"/>
+          <w:left w:space="0" w:sz="0" w:val="nil"/>
+          <w:bottom w:space="0" w:sz="0" w:val="nil"/>
+          <w:right w:space="0" w:sz="0" w:val="nil"/>
+          <w:between w:space="0" w:sz="0" w:val="nil"/>
+        </w:pBdr>
+        <w:shd w:fill="auto" w:val="clear"/>
+        <w:spacing w:after="0" w:before="0" w:line="360" w:lineRule="auto"/>
+        <w:ind w:left="0" w:right="0" w:firstLine="0"/>
+        <w:jc w:val="left"/>
+        <w:rPr>
+          <w:b w:val="1"/>
+        </w:rPr>
+      </w:pPr>
+      <w:r>
+        <w:rPr>
+          <w:rtl w:val="0"/>
+        </w:rPr>
+      </w:r>
+    </w:p>
+    <w:p>
+      <w:pPr>
+        <w:keepNext w:val="0"/>
+        <w:keepLines w:val="0"/>
+        <w:pageBreakBefore w:val="0"/>
+        <w:widowControl w:val="1"/>
+        <w:pBdr>
+          <w:top w:space="0" w:sz="0" w:val="nil"/>
+          <w:left w:space="0" w:sz="0" w:val="nil"/>
+          <w:bottom w:space="0" w:sz="0" w:val="nil"/>
+          <w:right w:space="0" w:sz="0" w:val="nil"/>
+          <w:between w:space="0" w:sz="0" w:val="nil"/>
+        </w:pBdr>
+        <w:shd w:fill="auto" w:val="clear"/>
+        <w:spacing w:after="0" w:before="0" w:line="360" w:lineRule="auto"/>
+        <w:ind w:left="0" w:right="0" w:firstLine="0"/>
+        <w:jc w:val="left"/>
+        <w:rPr>
+          <w:b w:val="1"/>
+        </w:rPr>
+      </w:pPr>
+      <w:r>
+        <w:rPr>
+          <w:rtl w:val="0"/>
+        </w:rPr>
+      </w:r>
+    </w:p>
+    <w:p>
+      <w:pPr>
+        <w:keepNext w:val="0"/>
+        <w:keepLines w:val="0"/>
+        <w:pageBreakBefore w:val="0"/>
+        <w:widowControl w:val="1"/>
+        <w:pBdr>
+          <w:top w:space="0" w:sz="0" w:val="nil"/>
+          <w:left w:space="0" w:sz="0" w:val="nil"/>
+          <w:bottom w:space="0" w:sz="0" w:val="nil"/>
+          <w:right w:space="0" w:sz="0" w:val="nil"/>
+          <w:between w:space="0" w:sz="0" w:val="nil"/>
+        </w:pBdr>
+        <w:shd w:fill="auto" w:val="clear"/>
+        <w:spacing w:after="0" w:before="0" w:line="360" w:lineRule="auto"/>
+        <w:ind w:left="0" w:right="0" w:firstLine="0"/>
+        <w:jc w:val="left"/>
+        <w:rPr>
+          <w:b w:val="1"/>
+        </w:rPr>
+      </w:pPr>
+      <w:r>
+        <w:rPr>
+          <w:rtl w:val="0"/>
+        </w:rPr>
+      </w:r>
+    </w:p>
+    <w:p>
+      <w:pPr>
+        <w:keepNext w:val="0"/>
+        <w:keepLines w:val="0"/>
+        <w:pageBreakBefore w:val="0"/>
+        <w:widowControl w:val="1"/>
+        <w:pBdr>
+          <w:top w:space="0" w:sz="0" w:val="nil"/>
+          <w:left w:space="0" w:sz="0" w:val="nil"/>
+          <w:bottom w:space="0" w:sz="0" w:val="nil"/>
+          <w:right w:space="0" w:sz="0" w:val="nil"/>
+          <w:between w:space="0" w:sz="0" w:val="nil"/>
+        </w:pBdr>
+        <w:shd w:fill="auto" w:val="clear"/>
+        <w:spacing w:after="0" w:before="0" w:line="360" w:lineRule="auto"/>
+        <w:ind w:left="0" w:right="0" w:firstLine="0"/>
+        <w:jc w:val="left"/>
+        <w:rPr>
           <w:rFonts w:ascii="Arial" w:cs="Arial" w:eastAsia="Arial" w:hAnsi="Arial"/>
           <w:b w:val="1"/>
           <w:i w:val="0"/>
@@ -1038,6 +1178,55 @@
       </w:pPr>
       <w:r>
         <w:rPr>
+          <w:rFonts w:ascii="Arial" w:cs="Arial" w:eastAsia="Arial" w:hAnsi="Arial"/>
+          <w:b w:val="1"/>
+          <w:i w:val="0"/>
+          <w:smallCaps w:val="0"/>
+          <w:strike w:val="0"/>
+          <w:color w:val="000000"/>
+          <w:sz w:val="22"/>
+          <w:szCs w:val="22"/>
+          <w:u w:val="none"/>
+          <w:shd w:fill="auto" w:val="clear"/>
+          <w:vertAlign w:val="baseline"/>
+          <w:rtl w:val="0"/>
+        </w:rPr>
+        <w:t xml:space="preserve">Resultados e Discussão</w:t>
+      </w:r>
+    </w:p>
+    <w:p>
+      <w:pPr>
+        <w:keepNext w:val="0"/>
+        <w:keepLines w:val="0"/>
+        <w:pageBreakBefore w:val="0"/>
+        <w:widowControl w:val="1"/>
+        <w:pBdr>
+          <w:top w:space="0" w:sz="0" w:val="nil"/>
+          <w:left w:space="0" w:sz="0" w:val="nil"/>
+          <w:bottom w:space="0" w:sz="0" w:val="nil"/>
+          <w:right w:space="0" w:sz="0" w:val="nil"/>
+          <w:between w:space="0" w:sz="0" w:val="nil"/>
+        </w:pBdr>
+        <w:shd w:fill="auto" w:val="clear"/>
+        <w:spacing w:after="0" w:before="0" w:line="360" w:lineRule="auto"/>
+        <w:ind w:left="0" w:right="0" w:firstLine="0"/>
+        <w:jc w:val="left"/>
+        <w:rPr>
+          <w:rFonts w:ascii="Arial" w:cs="Arial" w:eastAsia="Arial" w:hAnsi="Arial"/>
+          <w:b w:val="1"/>
+          <w:i w:val="0"/>
+          <w:smallCaps w:val="0"/>
+          <w:strike w:val="0"/>
+          <w:color w:val="000000"/>
+          <w:sz w:val="22"/>
+          <w:szCs w:val="22"/>
+          <w:u w:val="none"/>
+          <w:shd w:fill="auto" w:val="clear"/>
+          <w:vertAlign w:val="baseline"/>
+        </w:rPr>
+      </w:pPr>
+      <w:r>
+        <w:rPr>
           <w:rtl w:val="0"/>
         </w:rPr>
       </w:r>
@@ -1055,7 +1244,7 @@
           <w:highlight w:val="white"/>
           <w:rtl w:val="0"/>
         </w:rPr>
-        <w:t xml:space="preserve">Todos os requisitos foram cumpridos pelas cinco inteligências artificiais, resultando na criação de APIs funcionais. Todas as perguntas feitas no prompt exigiram explicações sobre a linguagem de programação utilizada, Python, o framework FastAPI e </w:t>
+        <w:t xml:space="preserve">Todos os requisitos foram cumpridos pelas cinco inteligências artificiais, resultando na criação de APIs funcionais. As diferenças apresentadas nas tabelas e análises não indicam falha ou incapacidade de alguma IA, mas variações no grau de qualidade, manutenção, segurança e esforço de manutenção dos códigos gerados. Todas as perguntas feitas no prompt exigiram explicações sobre a linguagem de programação utilizada, Python, o framework FastAPI e </w:t>
       </w:r>
       <w:r>
         <w:rPr>
@@ -1085,7 +1274,7 @@
           <w:highlight w:val="white"/>
           <w:rtl w:val="0"/>
         </w:rPr>
-        <w:t xml:space="preserve">As principais dificuldades encontradas para tornar o código funcional estiveram relacionadas à integração entre containers no Docker, à criação de arquivos para debug no VSCode e, no que diz respeito ao código, ao acesso às APIs do Banco Central e do Yahoo Finance, que foi realizado de maneira satisfatória, exigindo apenas pequenos ajustes. As maiores dificuldades foram observadas nos cálculos do Beta, índice Sharpe, volatilidade e percentil, exigindo ajustes nos códigos para garantir a obtenção dos valores corretos, esses ajustes foram realizados em todas as IAs para que o resultado final fosse realizado de maneira uniforme, no entanto talvez mesmo os ajustes aplicados de forma uniforme a todos os modelos, é possível que a necessidade de maior ou menor intervenção em determinados códigos tenha influenciado o desempenho final medido pelo SonarQube. Considerando a integração com APIs externas como Banco Central e Yahoo Finance foi decidido implementar por meio do “design pattern” “adapter” (adaptador) utilizado para converter o retorno de uma API que o sistema não consegue ler para outro retorno que o sistema espera ler sem alterar o código original, todas as IAs tiveram dificuldade em criar o padrão de código sendo assim decidi fazer a implementação manualmente sem auxílio da IA. Por fim quando foi solicitado para todas as IAs que fizessem operações tanto de leitura quanto de escrita no banco de dados todas sugeriram o uso da ferramenta SQLAlchemy, biblioteca de mapeamento objeto-relacional, porém como as operações no banco movimentam muitos dados optei por realizar essas operações de maneira nativa no SQL e para isso precisei especificar para cada uma das IAs que necessito de operações nativas.</w:t>
+        <w:t xml:space="preserve">As principais dificuldades encontradas para tornar o código funcional estiveram relacionadas à integração entre containers no Docker, à criação de arquivos para debug no VSCode e, no que diz respeito ao código, ao acesso às APIs do Banco Central e do Yahoo Finance, que foi realizado de maneira satisfatória, exigindo apenas pequenos ajustes. As maiores dificuldades foram observadas nos cálculos do Beta, índice Sharpe, volatilidade e percentil, exigindo ajustes nos códigos para garantir a obtenção dos valores corretos, esses ajustes foram realizados em todas as IAs para que o resultado final fosse realizado de maneira uniforme, no entanto talvez mesmo os ajustes aplicados de forma uniforme a todos os modelos, é possível que a necessidade de maior ou menor intervenção em determinados códigos tenha influenciado o desempenho final medido pelo SonarQube, como nos indicadores de eficiência estrutural (complexidade, dívida técnica e tempo de manutenção). Considerando a integração com APIs externas como Banco Central e Yahoo Finance foi decidido implementar por meio do “design pattern” “adapter” (adaptador) utilizado para converter o retorno de uma API que o sistema não consegue ler para outro retorno que o sistema espera ler sem alterar o código original, todas as IAs tiveram dificuldade em criar o padrão de código sendo assim decidi fazer a implementação manualmente sem auxílio da IA. Por fim quando foi solicitado para todas as IAs que fizessem operações tanto de leitura quanto de escrita no banco de dados todas sugeriram o uso da ferramenta SQLAlchemy, biblioteca de mapeamento objeto-relacional, porém como as operações no banco movimentam muitos dados optei por realizar essas operações de maneira nativa no SQL e para isso precisei especificar para cada uma das IAs que necessito de operações nativas.</w:t>
       </w:r>
     </w:p>
     <w:p>
@@ -4890,77 +5079,7 @@
     <w:p>
       <w:pPr>
         <w:spacing w:line="360" w:lineRule="auto"/>
-        <w:ind w:firstLine="720"/>
-        <w:rPr>
-          <w:highlight w:val="white"/>
-        </w:rPr>
-      </w:pPr>
-      <w:r>
-        <w:rPr>
-          <w:rtl w:val="0"/>
-        </w:rPr>
-      </w:r>
-    </w:p>
-    <w:p>
-      <w:pPr>
-        <w:spacing w:line="360" w:lineRule="auto"/>
-        <w:ind w:firstLine="720"/>
-        <w:rPr>
-          <w:highlight w:val="white"/>
-        </w:rPr>
-      </w:pPr>
-      <w:r>
-        <w:rPr>
-          <w:rtl w:val="0"/>
-        </w:rPr>
-      </w:r>
-    </w:p>
-    <w:p>
-      <w:pPr>
-        <w:spacing w:line="360" w:lineRule="auto"/>
-        <w:ind w:firstLine="720"/>
-        <w:rPr>
-          <w:highlight w:val="white"/>
-        </w:rPr>
-      </w:pPr>
-      <w:r>
-        <w:rPr>
-          <w:rtl w:val="0"/>
-        </w:rPr>
-      </w:r>
-    </w:p>
-    <w:p>
-      <w:pPr>
-        <w:spacing w:line="360" w:lineRule="auto"/>
-        <w:ind w:firstLine="720"/>
-        <w:rPr>
-          <w:highlight w:val="white"/>
-        </w:rPr>
-      </w:pPr>
-      <w:r>
-        <w:rPr>
-          <w:rtl w:val="0"/>
-        </w:rPr>
-      </w:r>
-    </w:p>
-    <w:p>
-      <w:pPr>
-        <w:spacing w:line="360" w:lineRule="auto"/>
-        <w:ind w:firstLine="720"/>
-        <w:rPr>
-          <w:highlight w:val="white"/>
-        </w:rPr>
-      </w:pPr>
-      <w:r>
-        <w:rPr>
-          <w:rtl w:val="0"/>
-        </w:rPr>
-      </w:r>
-    </w:p>
-    <w:p>
-      <w:pPr>
-        <w:spacing w:line="360" w:lineRule="auto"/>
-        <w:ind w:firstLine="720"/>
+        <w:ind w:left="0" w:firstLine="0"/>
         <w:rPr>
           <w:highlight w:val="white"/>
         </w:rPr>
@@ -6071,46 +6190,22 @@
         <w:t xml:space="preserve">O menor número de linhas e classes foi gerado pela MetaAI, enquanto a menor quantidade de funções e arquivos foi registrada pelo Copilot. Embora o ChatGPT tenha ocupado a terceira posição em relação ao total de linhas de código geradas, foi o modelo que apresentou a maior quantidade de funções, classes e arquivos.</w:t>
       </w:r>
     </w:p>
-    <w:sdt>
-      <w:sdtPr>
-        <w:id w:val="169454430"/>
-        <w:tag w:val="goog_rdk_1"/>
-      </w:sdtPr>
-      <w:sdtContent>
-        <w:p>
-          <w:pPr>
-            <w:spacing w:line="360" w:lineRule="auto"/>
-            <w:ind w:firstLine="720"/>
-            <w:rPr>
-              <w:ins w:author="Anderson Garcia" w:id="0" w:date="2025-09-08T23:59:17Z"/>
-              <w:highlight w:val="white"/>
-            </w:rPr>
-          </w:pPr>
-          <w:r>
-            <w:rPr>
-              <w:highlight w:val="white"/>
-              <w:rtl w:val="0"/>
-            </w:rPr>
-            <w:t xml:space="preserve">Para a conclusão da análise, são considerados os indicadores de complexidade, incluindo a complexidade ciclomática e a complexidade cognitiva. A complexidade ciclomática é uma métrica utilizada para medir a complexidade de um programa com base no número de caminhos independentes que podem ser percorridos no código. Quanto maior esse índice, mais difícil pode ser a realização de testes, manutenção e depuração do código. Já a complexidade cognitiva é empregada para avaliar a dificuldade de compreensão do código. Um índice elevado nessa métrica pode aumentar o risco de erros e dificultar os processos de revisão e refatoração.</w:t>
-          </w:r>
-          <w:sdt>
-            <w:sdtPr>
-              <w:id w:val="1674578071"/>
-              <w:tag w:val="goog_rdk_0"/>
-            </w:sdtPr>
-            <w:sdtContent>
-              <w:ins w:author="Anderson Garcia" w:id="0" w:date="2025-09-08T23:59:17Z">
-                <w:r>
-                  <w:rPr>
-                    <w:rtl w:val="0"/>
-                  </w:rPr>
-                </w:r>
-              </w:ins>
-            </w:sdtContent>
-          </w:sdt>
-        </w:p>
-      </w:sdtContent>
-    </w:sdt>
+    <w:p>
+      <w:pPr>
+        <w:spacing w:line="360" w:lineRule="auto"/>
+        <w:ind w:firstLine="720"/>
+        <w:rPr>
+          <w:highlight w:val="white"/>
+        </w:rPr>
+      </w:pPr>
+      <w:r>
+        <w:rPr>
+          <w:highlight w:val="white"/>
+          <w:rtl w:val="0"/>
+        </w:rPr>
+        <w:t xml:space="preserve">Para a conclusão da análise, são considerados os indicadores de complexidade, incluindo a complexidade ciclomática e a complexidade cognitiva. A complexidade ciclomática é uma métrica utilizada para medir a complexidade de um programa com base no número de caminhos independentes que podem ser percorridos no código. Quanto maior esse índice, mais difícil pode ser a realização de testes, manutenção e depuração do código. Já a complexidade cognitiva é empregada para avaliar a dificuldade de compreensão do código. Um índice elevado nessa métrica pode aumentar o risco de erros e dificultar os processos de revisão e refatoração.</w:t>
+      </w:r>
+    </w:p>
     <w:p>
       <w:pPr>
         <w:spacing w:line="360" w:lineRule="auto"/>
@@ -6801,1120 +6896,6 @@
         <w:t xml:space="preserve">Os códigos menos complexos nas duas categorias foram gerados pela MetaAI, enquanto DeepSeek e Gemini apresentaram maior complexidade em ambas as métricas.</w:t>
       </w:r>
     </w:p>
-    <w:sdt>
-      <w:sdtPr>
-        <w:id w:val="-1290478723"/>
-        <w:tag w:val="goog_rdk_53"/>
-      </w:sdtPr>
-      <w:sdtContent>
-        <w:p>
-          <w:pPr>
-            <w:spacing w:line="360" w:lineRule="auto"/>
-            <w:ind w:firstLine="708"/>
-            <w:rPr>
-              <w:ins w:author="Anderson Garcia" w:id="33" w:date="2025-09-08T23:42:54Z"/>
-              <w:highlight w:val="white"/>
-            </w:rPr>
-          </w:pPr>
-          <w:r>
-            <w:rPr>
-              <w:highlight w:val="white"/>
-              <w:rtl w:val="0"/>
-            </w:rPr>
-            <w:t xml:space="preserve">O desenvolvimento das cinco versões encontrou alguns problemas </w:t>
-          </w:r>
-          <w:sdt>
-            <w:sdtPr>
-              <w:id w:val="155439573"/>
-              <w:tag w:val="goog_rdk_2"/>
-            </w:sdtPr>
-            <w:sdtContent>
-              <w:ins w:author="Anderson Garcia" w:id="1" w:date="2025-09-08T23:38:18Z">
-                <w:r>
-                  <w:rPr>
-                    <w:highlight w:val="white"/>
-                    <w:rtl w:val="0"/>
-                  </w:rPr>
-                  <w:t xml:space="preserve">relacionados à </w:t>
-                </w:r>
-              </w:ins>
-            </w:sdtContent>
-          </w:sdt>
-          <w:sdt>
-            <w:sdtPr>
-              <w:id w:val="-148559330"/>
-              <w:tag w:val="goog_rdk_3"/>
-            </w:sdtPr>
-            <w:sdtContent>
-              <w:del w:author="Anderson Garcia" w:id="1" w:date="2025-09-08T23:38:18Z">
-                <w:r>
-                  <w:rPr>
-                    <w:highlight w:val="white"/>
-                    <w:rtl w:val="0"/>
-                  </w:rPr>
-                  <w:delText xml:space="preserve">em relação a </w:delText>
-                </w:r>
-              </w:del>
-            </w:sdtContent>
-          </w:sdt>
-          <w:r>
-            <w:rPr>
-              <w:highlight w:val="white"/>
-              <w:rtl w:val="0"/>
-            </w:rPr>
-            <w:t xml:space="preserve">otimização de códigos</w:t>
-          </w:r>
-          <w:sdt>
-            <w:sdtPr>
-              <w:id w:val="1808194664"/>
-              <w:tag w:val="goog_rdk_4"/>
-            </w:sdtPr>
-            <w:sdtContent>
-              <w:del w:author="Anderson Garcia" w:id="2" w:date="2025-09-08T23:38:27Z">
-                <w:r>
-                  <w:rPr>
-                    <w:highlight w:val="white"/>
-                    <w:rtl w:val="0"/>
-                  </w:rPr>
-                  <w:delText xml:space="preserve">,</w:delText>
-                </w:r>
-              </w:del>
-            </w:sdtContent>
-          </w:sdt>
-          <w:sdt>
-            <w:sdtPr>
-              <w:id w:val="-683297602"/>
-              <w:tag w:val="goog_rdk_5"/>
-            </w:sdtPr>
-            <w:sdtContent>
-              <w:ins w:author="Anderson Garcia" w:id="2" w:date="2025-09-08T23:38:27Z">
-                <w:r>
-                  <w:rPr>
-                    <w:highlight w:val="white"/>
-                    <w:rtl w:val="0"/>
-                  </w:rPr>
-                  <w:t xml:space="preserve">.</w:t>
-                </w:r>
-              </w:ins>
-            </w:sdtContent>
-          </w:sdt>
-          <w:r>
-            <w:rPr>
-              <w:highlight w:val="white"/>
-              <w:rtl w:val="0"/>
-            </w:rPr>
-            <w:t xml:space="preserve"> </w:t>
-          </w:r>
-          <w:sdt>
-            <w:sdtPr>
-              <w:id w:val="-70521538"/>
-              <w:tag w:val="goog_rdk_6"/>
-            </w:sdtPr>
-            <w:sdtContent>
-              <w:ins w:author="Anderson Garcia" w:id="3" w:date="2025-09-08T23:38:34Z">
-                <w:r>
-                  <w:rPr>
-                    <w:highlight w:val="white"/>
-                    <w:rtl w:val="0"/>
-                  </w:rPr>
-                  <w:t xml:space="preserve">D</w:t>
-                </w:r>
-              </w:ins>
-            </w:sdtContent>
-          </w:sdt>
-          <w:sdt>
-            <w:sdtPr>
-              <w:id w:val="1361183717"/>
-              <w:tag w:val="goog_rdk_7"/>
-            </w:sdtPr>
-            <w:sdtContent>
-              <w:del w:author="Anderson Garcia" w:id="3" w:date="2025-09-08T23:38:34Z">
-                <w:r>
-                  <w:rPr>
-                    <w:highlight w:val="white"/>
-                    <w:rtl w:val="0"/>
-                  </w:rPr>
-                  <w:delText xml:space="preserve">posso citar d</w:delText>
-                </w:r>
-              </w:del>
-            </w:sdtContent>
-          </w:sdt>
-          <w:r>
-            <w:rPr>
-              <w:highlight w:val="white"/>
-              <w:rtl w:val="0"/>
-            </w:rPr>
-            <w:t xml:space="preserve">ois exemplos</w:t>
-          </w:r>
-          <w:sdt>
-            <w:sdtPr>
-              <w:id w:val="2003510560"/>
-              <w:tag w:val="goog_rdk_8"/>
-            </w:sdtPr>
-            <w:sdtContent>
-              <w:ins w:author="Anderson Garcia" w:id="4" w:date="2025-09-08T23:38:37Z">
-                <w:r>
-                  <w:rPr>
-                    <w:highlight w:val="white"/>
-                    <w:rtl w:val="0"/>
-                  </w:rPr>
-                  <w:t xml:space="preserve"> podem ser citados.</w:t>
-                </w:r>
-              </w:ins>
-            </w:sdtContent>
-          </w:sdt>
-          <w:r>
-            <w:rPr>
-              <w:highlight w:val="white"/>
-              <w:rtl w:val="0"/>
-            </w:rPr>
-            <w:t xml:space="preserve"> </w:t>
-          </w:r>
-          <w:sdt>
-            <w:sdtPr>
-              <w:id w:val="865217298"/>
-              <w:tag w:val="goog_rdk_9"/>
-            </w:sdtPr>
-            <w:sdtContent>
-              <w:del w:author="Anderson Garcia" w:id="5" w:date="2025-09-08T23:38:49Z">
-                <w:r>
-                  <w:rPr>
-                    <w:highlight w:val="white"/>
-                    <w:rtl w:val="0"/>
-                  </w:rPr>
-                  <w:delText xml:space="preserve">o</w:delText>
-                </w:r>
-              </w:del>
-            </w:sdtContent>
-          </w:sdt>
-          <w:sdt>
-            <w:sdtPr>
-              <w:id w:val="-491215675"/>
-              <w:tag w:val="goog_rdk_10"/>
-            </w:sdtPr>
-            <w:sdtContent>
-              <w:ins w:author="Anderson Garcia" w:id="5" w:date="2025-09-08T23:38:49Z">
-                <w:r>
-                  <w:rPr>
-                    <w:highlight w:val="white"/>
-                    <w:rtl w:val="0"/>
-                  </w:rPr>
-                  <w:t xml:space="preserve">O</w:t>
-                </w:r>
-              </w:ins>
-            </w:sdtContent>
-          </w:sdt>
-          <w:r>
-            <w:rPr>
-              <w:highlight w:val="white"/>
-              <w:rtl w:val="0"/>
-            </w:rPr>
-            <w:t xml:space="preserve"> primeiro </w:t>
-          </w:r>
-          <w:sdt>
-            <w:sdtPr>
-              <w:id w:val="1555906545"/>
-              <w:tag w:val="goog_rdk_11"/>
-            </w:sdtPr>
-            <w:sdtContent>
-              <w:ins w:author="Anderson Garcia" w:id="6" w:date="2025-09-08T23:38:59Z">
-                <w:r>
-                  <w:rPr>
-                    <w:highlight w:val="white"/>
-                    <w:rtl w:val="0"/>
-                  </w:rPr>
-                  <w:t xml:space="preserve">diz respeito à</w:t>
-                </w:r>
-              </w:ins>
-            </w:sdtContent>
-          </w:sdt>
-          <w:sdt>
-            <w:sdtPr>
-              <w:id w:val="117307377"/>
-              <w:tag w:val="goog_rdk_12"/>
-            </w:sdtPr>
-            <w:sdtContent>
-              <w:del w:author="Anderson Garcia" w:id="6" w:date="2025-09-08T23:38:59Z">
-                <w:r>
-                  <w:rPr>
-                    <w:highlight w:val="white"/>
-                    <w:rtl w:val="0"/>
-                  </w:rPr>
-                  <w:delText xml:space="preserve">em relação a</w:delText>
-                </w:r>
-              </w:del>
-            </w:sdtContent>
-          </w:sdt>
-          <w:r>
-            <w:rPr>
-              <w:highlight w:val="white"/>
-              <w:rtl w:val="0"/>
-            </w:rPr>
-            <w:t xml:space="preserve"> consulta de dados</w:t>
-          </w:r>
-          <w:sdt>
-            <w:sdtPr>
-              <w:id w:val="1582632150"/>
-              <w:tag w:val="goog_rdk_13"/>
-            </w:sdtPr>
-            <w:sdtContent>
-              <w:ins w:author="Anderson Garcia" w:id="7" w:date="2025-09-08T23:39:10Z">
-                <w:r>
-                  <w:rPr>
-                    <w:highlight w:val="white"/>
-                    <w:rtl w:val="0"/>
-                  </w:rPr>
-                  <w:t xml:space="preserve">:</w:t>
-                </w:r>
-              </w:ins>
-            </w:sdtContent>
-          </w:sdt>
-          <w:sdt>
-            <w:sdtPr>
-              <w:id w:val="-407462952"/>
-              <w:tag w:val="goog_rdk_14"/>
-            </w:sdtPr>
-            <w:sdtContent>
-              <w:del w:author="Anderson Garcia" w:id="7" w:date="2025-09-08T23:39:10Z">
-                <w:r>
-                  <w:rPr>
-                    <w:highlight w:val="white"/>
-                    <w:rtl w:val="0"/>
-                  </w:rPr>
-                  <w:delText xml:space="preserve">,</w:delText>
-                </w:r>
-              </w:del>
-            </w:sdtContent>
-          </w:sdt>
-          <w:r>
-            <w:rPr>
-              <w:highlight w:val="white"/>
-              <w:rtl w:val="0"/>
-            </w:rPr>
-            <w:t xml:space="preserve"> quando </w:t>
-          </w:r>
-          <w:sdt>
-            <w:sdtPr>
-              <w:id w:val="-2046999395"/>
-              <w:tag w:val="goog_rdk_15"/>
-            </w:sdtPr>
-            <w:sdtContent>
-              <w:del w:author="Anderson Garcia" w:id="8" w:date="2025-09-08T23:39:17Z">
-                <w:r>
-                  <w:rPr>
-                    <w:highlight w:val="white"/>
-                    <w:rtl w:val="0"/>
-                  </w:rPr>
-                  <w:delText xml:space="preserve">foi </w:delText>
-                </w:r>
-              </w:del>
-            </w:sdtContent>
-          </w:sdt>
-          <w:r>
-            <w:rPr>
-              <w:highlight w:val="white"/>
-              <w:rtl w:val="0"/>
-            </w:rPr>
-            <w:t xml:space="preserve">solicitado </w:t>
-          </w:r>
-          <w:sdt>
-            <w:sdtPr>
-              <w:id w:val="-1201914898"/>
-              <w:tag w:val="goog_rdk_16"/>
-            </w:sdtPr>
-            <w:sdtContent>
-              <w:del w:author="Anderson Garcia" w:id="9" w:date="2025-09-08T23:39:20Z">
-                <w:r>
-                  <w:rPr>
-                    <w:highlight w:val="white"/>
-                    <w:rtl w:val="0"/>
-                  </w:rPr>
-                  <w:delText xml:space="preserve">para </w:delText>
-                </w:r>
-              </w:del>
-            </w:sdtContent>
-          </w:sdt>
-          <w:r>
-            <w:rPr>
-              <w:highlight w:val="white"/>
-              <w:rtl w:val="0"/>
-            </w:rPr>
-            <w:t xml:space="preserve">que a consulta fosse feita</w:t>
-          </w:r>
-          <w:sdt>
-            <w:sdtPr>
-              <w:id w:val="1338959683"/>
-              <w:tag w:val="goog_rdk_17"/>
-            </w:sdtPr>
-            <w:sdtContent>
-              <w:ins w:author="Anderson Garcia" w:id="10" w:date="2025-09-08T23:39:27Z">
-                <w:r>
-                  <w:rPr>
-                    <w:highlight w:val="white"/>
-                    <w:rtl w:val="0"/>
-                  </w:rPr>
-                  <w:t xml:space="preserve">,</w:t>
-                </w:r>
-              </w:ins>
-            </w:sdtContent>
-          </w:sdt>
-          <w:r>
-            <w:rPr>
-              <w:highlight w:val="white"/>
-              <w:rtl w:val="0"/>
-            </w:rPr>
-            <w:t xml:space="preserve"> todas as IAs sugeriram usar o ORM SQLAlchemy do Python</w:t>
-          </w:r>
-          <w:sdt>
-            <w:sdtPr>
-              <w:id w:val="-1446744684"/>
-              <w:tag w:val="goog_rdk_18"/>
-            </w:sdtPr>
-            <w:sdtContent>
-              <w:del w:author="Anderson Garcia" w:id="11" w:date="2025-09-08T23:39:38Z">
-                <w:r>
-                  <w:rPr>
-                    <w:highlight w:val="white"/>
-                    <w:rtl w:val="0"/>
-                  </w:rPr>
-                  <w:delText xml:space="preserve">,</w:delText>
-                </w:r>
-              </w:del>
-            </w:sdtContent>
-          </w:sdt>
-          <w:sdt>
-            <w:sdtPr>
-              <w:id w:val="-356528132"/>
-              <w:tag w:val="goog_rdk_19"/>
-            </w:sdtPr>
-            <w:sdtContent>
-              <w:ins w:author="Anderson Garcia" w:id="11" w:date="2025-09-08T23:39:38Z">
-                <w:r>
-                  <w:rPr>
-                    <w:highlight w:val="white"/>
-                    <w:rtl w:val="0"/>
-                  </w:rPr>
-                  <w:t xml:space="preserve">.</w:t>
-                </w:r>
-              </w:ins>
-            </w:sdtContent>
-          </w:sdt>
-          <w:r>
-            <w:rPr>
-              <w:highlight w:val="white"/>
-              <w:rtl w:val="0"/>
-            </w:rPr>
-            <w:t xml:space="preserve"> </w:t>
-          </w:r>
-          <w:sdt>
-            <w:sdtPr>
-              <w:id w:val="-1348793679"/>
-              <w:tag w:val="goog_rdk_20"/>
-            </w:sdtPr>
-            <w:sdtContent>
-              <w:ins w:author="Anderson Garcia" w:id="12" w:date="2025-09-08T23:39:51Z">
-                <w:r>
-                  <w:rPr>
-                    <w:highlight w:val="white"/>
-                    <w:rtl w:val="0"/>
-                  </w:rPr>
-                  <w:t xml:space="preserve">O uso de</w:t>
-                </w:r>
-              </w:ins>
-            </w:sdtContent>
-          </w:sdt>
-          <w:sdt>
-            <w:sdtPr>
-              <w:id w:val="381786874"/>
-              <w:tag w:val="goog_rdk_21"/>
-            </w:sdtPr>
-            <w:sdtContent>
-              <w:del w:author="Anderson Garcia" w:id="12" w:date="2025-09-08T23:39:51Z">
-                <w:r>
-                  <w:rPr>
-                    <w:highlight w:val="white"/>
-                    <w:rtl w:val="0"/>
-                  </w:rPr>
-                  <w:delText xml:space="preserve">utilizar</w:delText>
-                </w:r>
-              </w:del>
-            </w:sdtContent>
-          </w:sdt>
-          <w:r>
-            <w:rPr>
-              <w:highlight w:val="white"/>
-              <w:rtl w:val="0"/>
-            </w:rPr>
-            <w:t xml:space="preserve"> ORM pode facilitar a escrita e leitura de dados</w:t>
-          </w:r>
-          <w:sdt>
-            <w:sdtPr>
-              <w:id w:val="1939961147"/>
-              <w:tag w:val="goog_rdk_22"/>
-            </w:sdtPr>
-            <w:sdtContent>
-              <w:ins w:author="Anderson Garcia" w:id="13" w:date="2025-09-08T23:40:05Z">
-                <w:r>
-                  <w:rPr>
-                    <w:highlight w:val="white"/>
-                    <w:rtl w:val="0"/>
-                  </w:rPr>
-                  <w:t xml:space="preserve">;</w:t>
-                </w:r>
-              </w:ins>
-            </w:sdtContent>
-          </w:sdt>
-          <w:r>
-            <w:rPr>
-              <w:highlight w:val="white"/>
-              <w:rtl w:val="0"/>
-            </w:rPr>
-            <w:t xml:space="preserve"> porém</w:t>
-          </w:r>
-          <w:sdt>
-            <w:sdtPr>
-              <w:id w:val="1911185416"/>
-              <w:tag w:val="goog_rdk_23"/>
-            </w:sdtPr>
-            <w:sdtContent>
-              <w:ins w:author="Anderson Garcia" w:id="14" w:date="2025-09-08T23:40:10Z">
-                <w:r>
-                  <w:rPr>
-                    <w:highlight w:val="white"/>
-                    <w:rtl w:val="0"/>
-                  </w:rPr>
-                  <w:t xml:space="preserve">,</w:t>
-                </w:r>
-              </w:ins>
-            </w:sdtContent>
-          </w:sdt>
-          <w:r>
-            <w:rPr>
-              <w:highlight w:val="white"/>
-              <w:rtl w:val="0"/>
-            </w:rPr>
-            <w:t xml:space="preserve"> em caso de consulta</w:t>
-          </w:r>
-          <w:sdt>
-            <w:sdtPr>
-              <w:id w:val="-301179290"/>
-              <w:tag w:val="goog_rdk_24"/>
-            </w:sdtPr>
-            <w:sdtContent>
-              <w:ins w:author="Anderson Garcia" w:id="15" w:date="2025-09-08T23:40:14Z">
-                <w:r>
-                  <w:rPr>
-                    <w:highlight w:val="white"/>
-                    <w:rtl w:val="0"/>
-                  </w:rPr>
-                  <w:t xml:space="preserve">s</w:t>
-                </w:r>
-              </w:ins>
-            </w:sdtContent>
-          </w:sdt>
-          <w:r>
-            <w:rPr>
-              <w:highlight w:val="white"/>
-              <w:rtl w:val="0"/>
-            </w:rPr>
-            <w:t xml:space="preserve"> de grande volume </w:t>
-          </w:r>
-          <w:sdt>
-            <w:sdtPr>
-              <w:id w:val="674032548"/>
-              <w:tag w:val="goog_rdk_25"/>
-            </w:sdtPr>
-            <w:sdtContent>
-              <w:ins w:author="Anderson Garcia" w:id="16" w:date="2025-09-08T23:40:24Z">
-                <w:r>
-                  <w:rPr>
-                    <w:highlight w:val="white"/>
-                    <w:rtl w:val="0"/>
-                  </w:rPr>
-                  <w:t xml:space="preserve">–</w:t>
-                </w:r>
-              </w:ins>
-            </w:sdtContent>
-          </w:sdt>
-          <w:sdt>
-            <w:sdtPr>
-              <w:id w:val="1038017328"/>
-              <w:tag w:val="goog_rdk_26"/>
-            </w:sdtPr>
-            <w:sdtContent>
-              <w:del w:author="Anderson Garcia" w:id="16" w:date="2025-09-08T23:40:24Z">
-                <w:r>
-                  <w:rPr>
-                    <w:highlight w:val="white"/>
-                    <w:rtl w:val="0"/>
-                  </w:rPr>
-                  <w:delText xml:space="preserve">de dados</w:delText>
-                </w:r>
-              </w:del>
-            </w:sdtContent>
-          </w:sdt>
-          <w:r>
-            <w:rPr>
-              <w:highlight w:val="white"/>
-              <w:rtl w:val="0"/>
-            </w:rPr>
-            <w:t xml:space="preserve"> como</w:t>
-          </w:r>
-          <w:sdt>
-            <w:sdtPr>
-              <w:id w:val="-1085444010"/>
-              <w:tag w:val="goog_rdk_27"/>
-            </w:sdtPr>
-            <w:sdtContent>
-              <w:del w:author="Anderson Garcia" w:id="17" w:date="2025-09-08T23:40:45Z">
-                <w:r>
-                  <w:rPr>
-                    <w:highlight w:val="white"/>
-                    <w:rtl w:val="0"/>
-                  </w:rPr>
-                  <w:delText xml:space="preserve">, por exemplo, consultar</w:delText>
-                </w:r>
-              </w:del>
-            </w:sdtContent>
-          </w:sdt>
-          <w:r>
-            <w:rPr>
-              <w:highlight w:val="white"/>
-              <w:rtl w:val="0"/>
-            </w:rPr>
-            <w:t xml:space="preserve"> o histórico da taxa de juros ou o histórico diário dos últimos três</w:t>
-          </w:r>
-          <w:sdt>
-            <w:sdtPr>
-              <w:id w:val="716902426"/>
-              <w:tag w:val="goog_rdk_28"/>
-            </w:sdtPr>
-            <w:sdtContent>
-              <w:ins w:author="Anderson Garcia" w:id="18" w:date="2025-09-08T23:40:57Z">
-                <w:r>
-                  <w:rPr>
-                    <w:highlight w:val="white"/>
-                    <w:rtl w:val="0"/>
-                  </w:rPr>
-                  <w:t xml:space="preserve"> anos de uma ação</w:t>
-                </w:r>
-              </w:ins>
-            </w:sdtContent>
-          </w:sdt>
-          <w:r>
-            <w:rPr>
-              <w:highlight w:val="white"/>
-              <w:rtl w:val="0"/>
-            </w:rPr>
-            <w:t xml:space="preserve"> </w:t>
-          </w:r>
-          <w:sdt>
-            <w:sdtPr>
-              <w:id w:val="1914365255"/>
-              <w:tag w:val="goog_rdk_29"/>
-            </w:sdtPr>
-            <w:sdtContent>
-              <w:ins w:author="Anderson Garcia" w:id="19" w:date="2025-09-08T23:41:05Z">
-                <w:r>
-                  <w:rPr>
-                    <w:highlight w:val="white"/>
-                    <w:rtl w:val="0"/>
-                  </w:rPr>
-                  <w:t xml:space="preserve">–</w:t>
-                </w:r>
-              </w:ins>
-            </w:sdtContent>
-          </w:sdt>
-          <w:sdt>
-            <w:sdtPr>
-              <w:id w:val="1351427259"/>
-              <w:tag w:val="goog_rdk_30"/>
-            </w:sdtPr>
-            <w:sdtContent>
-              <w:del w:author="Anderson Garcia" w:id="19" w:date="2025-09-08T23:41:05Z">
-                <w:r>
-                  <w:rPr>
-                    <w:highlight w:val="white"/>
-                    <w:rtl w:val="0"/>
-                  </w:rPr>
-                  <w:delText xml:space="preserve">referente à uma ação</w:delText>
-                </w:r>
-              </w:del>
-            </w:sdtContent>
-          </w:sdt>
-          <w:r>
-            <w:rPr>
-              <w:highlight w:val="white"/>
-              <w:rtl w:val="0"/>
-            </w:rPr>
-            <w:t xml:space="preserve"> a API pode </w:t>
-          </w:r>
-          <w:sdt>
-            <w:sdtPr>
-              <w:id w:val="-1178304012"/>
-              <w:tag w:val="goog_rdk_31"/>
-            </w:sdtPr>
-            <w:sdtContent>
-              <w:ins w:author="Anderson Garcia" w:id="20" w:date="2025-09-08T23:41:16Z">
-                <w:r>
-                  <w:rPr>
-                    <w:highlight w:val="white"/>
-                    <w:rtl w:val="0"/>
-                  </w:rPr>
-                  <w:t xml:space="preserve">apresentar lentidão.</w:t>
-                </w:r>
-              </w:ins>
-            </w:sdtContent>
-          </w:sdt>
-          <w:sdt>
-            <w:sdtPr>
-              <w:id w:val="100148743"/>
-              <w:tag w:val="goog_rdk_32"/>
-            </w:sdtPr>
-            <w:sdtContent>
-              <w:del w:author="Anderson Garcia" w:id="20" w:date="2025-09-08T23:41:16Z">
-                <w:r>
-                  <w:rPr>
-                    <w:highlight w:val="white"/>
-                    <w:rtl w:val="0"/>
-                  </w:rPr>
-                  <w:delText xml:space="preserve">ficar lenta</w:delText>
-                </w:r>
-              </w:del>
-            </w:sdtContent>
-          </w:sdt>
-          <w:r>
-            <w:rPr>
-              <w:highlight w:val="white"/>
-              <w:rtl w:val="0"/>
-            </w:rPr>
-            <w:t xml:space="preserve"> </w:t>
-          </w:r>
-          <w:sdt>
-            <w:sdtPr>
-              <w:id w:val="1973816731"/>
-              <w:tag w:val="goog_rdk_33"/>
-            </w:sdtPr>
-            <w:sdtContent>
-              <w:del w:author="Anderson Garcia" w:id="21" w:date="2025-09-08T23:41:22Z">
-                <w:r>
-                  <w:rPr>
-                    <w:highlight w:val="white"/>
-                    <w:rtl w:val="0"/>
-                  </w:rPr>
-                  <w:delText xml:space="preserve">e p</w:delText>
-                </w:r>
-              </w:del>
-            </w:sdtContent>
-          </w:sdt>
-          <w:sdt>
-            <w:sdtPr>
-              <w:id w:val="499095924"/>
-              <w:tag w:val="goog_rdk_34"/>
-            </w:sdtPr>
-            <w:sdtContent>
-              <w:ins w:author="Anderson Garcia" w:id="21" w:date="2025-09-08T23:41:22Z">
-                <w:r>
-                  <w:rPr>
-                    <w:highlight w:val="white"/>
-                    <w:rtl w:val="0"/>
-                  </w:rPr>
-                  <w:t xml:space="preserve">P</w:t>
-                </w:r>
-              </w:ins>
-            </w:sdtContent>
-          </w:sdt>
-          <w:r>
-            <w:rPr>
-              <w:highlight w:val="white"/>
-              <w:rtl w:val="0"/>
-            </w:rPr>
-            <w:t xml:space="preserve">ara resolver esse problema</w:t>
-          </w:r>
-          <w:sdt>
-            <w:sdtPr>
-              <w:id w:val="-1067649294"/>
-              <w:tag w:val="goog_rdk_35"/>
-            </w:sdtPr>
-            <w:sdtContent>
-              <w:ins w:author="Anderson Garcia" w:id="22" w:date="2025-09-08T23:41:31Z">
-                <w:r>
-                  <w:rPr>
-                    <w:highlight w:val="white"/>
-                    <w:rtl w:val="0"/>
-                  </w:rPr>
-                  <w:t xml:space="preserve">,</w:t>
-                </w:r>
-              </w:ins>
-            </w:sdtContent>
-          </w:sdt>
-          <w:r>
-            <w:rPr>
-              <w:highlight w:val="white"/>
-              <w:rtl w:val="0"/>
-            </w:rPr>
-            <w:t xml:space="preserve"> </w:t>
-          </w:r>
-          <w:sdt>
-            <w:sdtPr>
-              <w:id w:val="1255371756"/>
-              <w:tag w:val="goog_rdk_36"/>
-            </w:sdtPr>
-            <w:sdtContent>
-              <w:ins w:author="Anderson Garcia" w:id="23" w:date="2025-09-08T23:41:37Z">
-                <w:r>
-                  <w:rPr>
-                    <w:highlight w:val="white"/>
-                    <w:rtl w:val="0"/>
-                  </w:rPr>
-                  <w:t xml:space="preserve">foi necessário recorrer</w:t>
-                </w:r>
-              </w:ins>
-            </w:sdtContent>
-          </w:sdt>
-          <w:sdt>
-            <w:sdtPr>
-              <w:id w:val="1201890837"/>
-              <w:tag w:val="goog_rdk_37"/>
-            </w:sdtPr>
-            <w:sdtContent>
-              <w:del w:author="Anderson Garcia" w:id="23" w:date="2025-09-08T23:41:37Z">
-                <w:r>
-                  <w:rPr>
-                    <w:highlight w:val="white"/>
-                    <w:rtl w:val="0"/>
-                  </w:rPr>
-                  <w:delText xml:space="preserve">precisaremos fazer</w:delText>
-                </w:r>
-              </w:del>
-            </w:sdtContent>
-          </w:sdt>
-          <w:r>
-            <w:rPr>
-              <w:highlight w:val="white"/>
-              <w:rtl w:val="0"/>
-            </w:rPr>
-            <w:t xml:space="preserve"> a consulta</w:t>
-          </w:r>
-          <w:sdt>
-            <w:sdtPr>
-              <w:id w:val="459315985"/>
-              <w:tag w:val="goog_rdk_38"/>
-            </w:sdtPr>
-            <w:sdtContent>
-              <w:ins w:author="Anderson Garcia" w:id="24" w:date="2025-09-08T23:41:49Z">
-                <w:r>
-                  <w:rPr>
-                    <w:highlight w:val="white"/>
-                    <w:rtl w:val="0"/>
-                  </w:rPr>
-                  <w:t xml:space="preserve">s</w:t>
-                </w:r>
-              </w:ins>
-            </w:sdtContent>
-          </w:sdt>
-          <w:r>
-            <w:rPr>
-              <w:highlight w:val="white"/>
-              <w:rtl w:val="0"/>
-            </w:rPr>
-            <w:t xml:space="preserve"> </w:t>
-          </w:r>
-          <w:sdt>
-            <w:sdtPr>
-              <w:id w:val="-1165116060"/>
-              <w:tag w:val="goog_rdk_39"/>
-            </w:sdtPr>
-            <w:sdtContent>
-              <w:ins w:author="Anderson Garcia" w:id="25" w:date="2025-09-08T23:41:54Z">
-                <w:r>
-                  <w:rPr>
-                    <w:highlight w:val="white"/>
-                    <w:rtl w:val="0"/>
-                  </w:rPr>
-                  <w:t xml:space="preserve">em SQL</w:t>
-                </w:r>
-              </w:ins>
-            </w:sdtContent>
-          </w:sdt>
-          <w:sdt>
-            <w:sdtPr>
-              <w:id w:val="-1298561502"/>
-              <w:tag w:val="goog_rdk_40"/>
-            </w:sdtPr>
-            <w:sdtContent>
-              <w:del w:author="Anderson Garcia" w:id="25" w:date="2025-09-08T23:41:54Z">
-                <w:r>
-                  <w:rPr>
-                    <w:highlight w:val="white"/>
-                    <w:rtl w:val="0"/>
-                  </w:rPr>
-                  <w:delText xml:space="preserve">via query</w:delText>
-                </w:r>
-              </w:del>
-            </w:sdtContent>
-          </w:sdt>
-          <w:r>
-            <w:rPr>
-              <w:highlight w:val="white"/>
-              <w:rtl w:val="0"/>
-            </w:rPr>
-            <w:t xml:space="preserve"> nativ</w:t>
-          </w:r>
-          <w:sdt>
-            <w:sdtPr>
-              <w:id w:val="446316301"/>
-              <w:tag w:val="goog_rdk_41"/>
-            </w:sdtPr>
-            <w:sdtContent>
-              <w:ins w:author="Anderson Garcia" w:id="26" w:date="2025-09-08T23:41:59Z">
-                <w:r>
-                  <w:rPr>
-                    <w:highlight w:val="white"/>
-                    <w:rtl w:val="0"/>
-                  </w:rPr>
-                  <w:t xml:space="preserve">o.</w:t>
-                </w:r>
-              </w:ins>
-            </w:sdtContent>
-          </w:sdt>
-          <w:sdt>
-            <w:sdtPr>
-              <w:id w:val="-133180824"/>
-              <w:tag w:val="goog_rdk_42"/>
-            </w:sdtPr>
-            <w:sdtContent>
-              <w:del w:author="Anderson Garcia" w:id="26" w:date="2025-09-08T23:41:59Z">
-                <w:r>
-                  <w:rPr>
-                    <w:highlight w:val="white"/>
-                    <w:rtl w:val="0"/>
-                  </w:rPr>
-                  <w:delText xml:space="preserve">a,</w:delText>
-                </w:r>
-              </w:del>
-            </w:sdtContent>
-          </w:sdt>
-          <w:r>
-            <w:rPr>
-              <w:highlight w:val="white"/>
-              <w:rtl w:val="0"/>
-            </w:rPr>
-            <w:t xml:space="preserve"> </w:t>
-          </w:r>
-          <w:sdt>
-            <w:sdtPr>
-              <w:id w:val="-422983489"/>
-              <w:tag w:val="goog_rdk_43"/>
-            </w:sdtPr>
-            <w:sdtContent>
-              <w:ins w:author="Anderson Garcia" w:id="27" w:date="2025-09-08T23:42:16Z">
-                <w:r>
-                  <w:rPr>
-                    <w:highlight w:val="white"/>
-                    <w:rtl w:val="0"/>
-                  </w:rPr>
-                  <w:t xml:space="preserve">Especificou-se, portanto,</w:t>
-                </w:r>
-              </w:ins>
-            </w:sdtContent>
-          </w:sdt>
-          <w:sdt>
-            <w:sdtPr>
-              <w:id w:val="1202774894"/>
-              <w:tag w:val="goog_rdk_44"/>
-            </w:sdtPr>
-            <w:sdtContent>
-              <w:del w:author="Anderson Garcia" w:id="27" w:date="2025-09-08T23:42:16Z">
-                <w:r>
-                  <w:rPr>
-                    <w:highlight w:val="white"/>
-                    <w:rtl w:val="0"/>
-                  </w:rPr>
-                  <w:delText xml:space="preserve">para fazer essa consulta precisei especificar</w:delText>
-                </w:r>
-              </w:del>
-            </w:sdtContent>
-          </w:sdt>
-          <w:r>
-            <w:rPr>
-              <w:highlight w:val="white"/>
-              <w:rtl w:val="0"/>
-            </w:rPr>
-            <w:t xml:space="preserve"> para todas as IAs que a</w:t>
-          </w:r>
-          <w:sdt>
-            <w:sdtPr>
-              <w:id w:val="-537667062"/>
-              <w:tag w:val="goog_rdk_45"/>
-            </w:sdtPr>
-            <w:sdtContent>
-              <w:ins w:author="Anderson Garcia" w:id="28" w:date="2025-09-08T23:42:34Z">
-                <w:r>
-                  <w:rPr>
-                    <w:highlight w:val="white"/>
-                    <w:rtl w:val="0"/>
-                  </w:rPr>
-                  <w:t xml:space="preserve">s</w:t>
-                </w:r>
-              </w:ins>
-            </w:sdtContent>
-          </w:sdt>
-          <w:r>
-            <w:rPr>
-              <w:highlight w:val="white"/>
-              <w:rtl w:val="0"/>
-            </w:rPr>
-            <w:t xml:space="preserve"> consulta</w:t>
-          </w:r>
-          <w:sdt>
-            <w:sdtPr>
-              <w:id w:val="-2080055556"/>
-              <w:tag w:val="goog_rdk_46"/>
-            </w:sdtPr>
-            <w:sdtContent>
-              <w:ins w:author="Anderson Garcia" w:id="29" w:date="2025-09-08T23:42:36Z">
-                <w:r>
-                  <w:rPr>
-                    <w:highlight w:val="white"/>
-                    <w:rtl w:val="0"/>
-                  </w:rPr>
-                  <w:t xml:space="preserve">s</w:t>
-                </w:r>
-              </w:ins>
-            </w:sdtContent>
-          </w:sdt>
-          <w:r>
-            <w:rPr>
-              <w:highlight w:val="white"/>
-              <w:rtl w:val="0"/>
-            </w:rPr>
-            <w:t xml:space="preserve"> deveria</w:t>
-          </w:r>
-          <w:sdt>
-            <w:sdtPr>
-              <w:id w:val="-1443406614"/>
-              <w:tag w:val="goog_rdk_47"/>
-            </w:sdtPr>
-            <w:sdtContent>
-              <w:ins w:author="Anderson Garcia" w:id="30" w:date="2025-09-08T23:42:41Z">
-                <w:r>
-                  <w:rPr>
-                    <w:highlight w:val="white"/>
-                    <w:rtl w:val="0"/>
-                  </w:rPr>
-                  <w:t xml:space="preserve">m</w:t>
-                </w:r>
-              </w:ins>
-            </w:sdtContent>
-          </w:sdt>
-          <w:r>
-            <w:rPr>
-              <w:highlight w:val="white"/>
-              <w:rtl w:val="0"/>
-            </w:rPr>
-            <w:t xml:space="preserve"> ser feita</w:t>
-          </w:r>
-          <w:sdt>
-            <w:sdtPr>
-              <w:id w:val="376478194"/>
-              <w:tag w:val="goog_rdk_48"/>
-            </w:sdtPr>
-            <w:sdtContent>
-              <w:ins w:author="Anderson Garcia" w:id="31" w:date="2025-09-08T23:42:43Z">
-                <w:r>
-                  <w:rPr>
-                    <w:highlight w:val="white"/>
-                    <w:rtl w:val="0"/>
-                  </w:rPr>
-                  <w:t xml:space="preserve">s</w:t>
-                </w:r>
-              </w:ins>
-            </w:sdtContent>
-          </w:sdt>
-          <w:r>
-            <w:rPr>
-              <w:highlight w:val="white"/>
-              <w:rtl w:val="0"/>
-            </w:rPr>
-            <w:t xml:space="preserve"> </w:t>
-          </w:r>
-          <w:sdt>
-            <w:sdtPr>
-              <w:id w:val="-1584603949"/>
-              <w:tag w:val="goog_rdk_49"/>
-            </w:sdtPr>
-            <w:sdtContent>
-              <w:ins w:author="Anderson Garcia" w:id="32" w:date="2025-09-08T23:42:46Z">
-                <w:r>
-                  <w:rPr>
-                    <w:highlight w:val="white"/>
-                    <w:rtl w:val="0"/>
-                  </w:rPr>
-                  <w:t xml:space="preserve">dessa forma</w:t>
-                </w:r>
-              </w:ins>
-            </w:sdtContent>
-          </w:sdt>
-          <w:sdt>
-            <w:sdtPr>
-              <w:id w:val="204491950"/>
-              <w:tag w:val="goog_rdk_50"/>
-            </w:sdtPr>
-            <w:sdtContent>
-              <w:del w:author="Anderson Garcia" w:id="32" w:date="2025-09-08T23:42:46Z">
-                <w:r>
-                  <w:rPr>
-                    <w:highlight w:val="white"/>
-                    <w:rtl w:val="0"/>
-                  </w:rPr>
-                  <w:delText xml:space="preserve">em query nativa,</w:delText>
-                </w:r>
-              </w:del>
-            </w:sdtContent>
-          </w:sdt>
-          <w:sdt>
-            <w:sdtPr>
-              <w:id w:val="-1449776790"/>
-              <w:tag w:val="goog_rdk_51"/>
-            </w:sdtPr>
-            <w:sdtContent>
-              <w:ins w:author="Anderson Garcia" w:id="32" w:date="2025-09-08T23:42:46Z">
-                <w:r>
-                  <w:rPr>
-                    <w:highlight w:val="white"/>
-                    <w:rtl w:val="0"/>
-                  </w:rPr>
-                  <w:t xml:space="preserve">.</w:t>
-                </w:r>
-              </w:ins>
-            </w:sdtContent>
-          </w:sdt>
-          <w:r>
-            <w:rPr>
-              <w:highlight w:val="white"/>
-              <w:rtl w:val="0"/>
-            </w:rPr>
-            <w:t xml:space="preserve"> </w:t>
-          </w:r>
-          <w:sdt>
-            <w:sdtPr>
-              <w:id w:val="1405754786"/>
-              <w:tag w:val="goog_rdk_52"/>
-            </w:sdtPr>
-            <w:sdtContent>
-              <w:ins w:author="Anderson Garcia" w:id="33" w:date="2025-09-08T23:42:54Z">
-                <w:r>
-                  <w:rPr>
-                    <w:rtl w:val="0"/>
-                  </w:rPr>
-                </w:r>
-              </w:ins>
-            </w:sdtContent>
-          </w:sdt>
-        </w:p>
-      </w:sdtContent>
-    </w:sdt>
     <w:p>
       <w:pPr>
         <w:spacing w:line="360" w:lineRule="auto"/>
@@ -7923,607 +6904,44 @@
           <w:highlight w:val="white"/>
         </w:rPr>
       </w:pPr>
-      <w:sdt>
-        <w:sdtPr>
-          <w:id w:val="698233411"/>
-          <w:tag w:val="goog_rdk_54"/>
-        </w:sdtPr>
-        <w:sdtContent>
-          <w:ins w:author="Anderson Garcia" w:id="33" w:date="2025-09-08T23:42:54Z">
-            <w:r>
-              <w:rPr>
-                <w:highlight w:val="white"/>
-                <w:rtl w:val="0"/>
-              </w:rPr>
-              <w:t xml:space="preserve">O segundo</w:t>
-            </w:r>
-          </w:ins>
-        </w:sdtContent>
-      </w:sdt>
-      <w:sdt>
-        <w:sdtPr>
-          <w:id w:val="-2099218683"/>
-          <w:tag w:val="goog_rdk_55"/>
-        </w:sdtPr>
-        <w:sdtContent>
-          <w:del w:author="Anderson Garcia" w:id="33" w:date="2025-09-08T23:42:54Z">
-            <w:r>
-              <w:rPr>
-                <w:highlight w:val="white"/>
-                <w:rtl w:val="0"/>
-              </w:rPr>
-              <w:delText xml:space="preserve">outro</w:delText>
-            </w:r>
-          </w:del>
-        </w:sdtContent>
-      </w:sdt>
-      <w:r>
-        <w:rPr>
-          <w:highlight w:val="white"/>
-          <w:rtl w:val="0"/>
-        </w:rPr>
-        <w:t xml:space="preserve"> ponto de atenção foi o acesso a APIs externas</w:t>
-      </w:r>
-      <w:sdt>
-        <w:sdtPr>
-          <w:id w:val="634781432"/>
-          <w:tag w:val="goog_rdk_56"/>
-        </w:sdtPr>
-        <w:sdtContent>
-          <w:ins w:author="Anderson Garcia" w:id="34" w:date="2025-09-08T23:43:10Z">
-            <w:r>
-              <w:rPr>
-                <w:highlight w:val="white"/>
-                <w:rtl w:val="0"/>
-              </w:rPr>
-              <w:t xml:space="preserve">,</w:t>
-            </w:r>
-          </w:ins>
-        </w:sdtContent>
-      </w:sdt>
-      <w:r>
-        <w:rPr>
-          <w:highlight w:val="white"/>
-          <w:rtl w:val="0"/>
-        </w:rPr>
-        <w:t xml:space="preserve"> como a </w:t>
-      </w:r>
-      <w:sdt>
-        <w:sdtPr>
-          <w:id w:val="-2012015516"/>
-          <w:tag w:val="goog_rdk_57"/>
-        </w:sdtPr>
-        <w:sdtContent>
-          <w:del w:author="Anderson Garcia" w:id="35" w:date="2025-09-08T23:43:16Z">
-            <w:r>
-              <w:rPr>
-                <w:highlight w:val="white"/>
-                <w:rtl w:val="0"/>
-              </w:rPr>
-              <w:delText xml:space="preserve">consulta </w:delText>
-            </w:r>
-          </w:del>
-        </w:sdtContent>
-      </w:sdt>
-      <w:r>
-        <w:rPr>
-          <w:highlight w:val="white"/>
-          <w:rtl w:val="0"/>
-        </w:rPr>
-        <w:t xml:space="preserve">de taxa de juros na API do Banco Central e a </w:t>
-      </w:r>
-      <w:sdt>
-        <w:sdtPr>
-          <w:id w:val="-27161495"/>
-          <w:tag w:val="goog_rdk_58"/>
-        </w:sdtPr>
-        <w:sdtContent>
-          <w:ins w:author="Anderson Garcia" w:id="36" w:date="2025-09-08T23:43:43Z">
-            <w:r>
-              <w:rPr>
-                <w:highlight w:val="white"/>
-                <w:rtl w:val="0"/>
-              </w:rPr>
-              <w:t xml:space="preserve">do</w:t>
-            </w:r>
-          </w:ins>
-        </w:sdtContent>
-      </w:sdt>
-      <w:sdt>
-        <w:sdtPr>
-          <w:id w:val="1810285064"/>
-          <w:tag w:val="goog_rdk_59"/>
-        </w:sdtPr>
-        <w:sdtContent>
-          <w:del w:author="Anderson Garcia" w:id="36" w:date="2025-09-08T23:43:43Z">
-            <w:r>
-              <w:rPr>
-                <w:highlight w:val="white"/>
-                <w:rtl w:val="0"/>
-              </w:rPr>
-              <w:delText xml:space="preserve">utilização da API</w:delText>
-            </w:r>
-          </w:del>
-        </w:sdtContent>
-      </w:sdt>
-      <w:r>
-        <w:rPr>
-          <w:highlight w:val="white"/>
-          <w:rtl w:val="0"/>
-        </w:rPr>
-        <w:t xml:space="preserve"> Yahoo Finance</w:t>
-      </w:r>
-      <w:sdt>
-        <w:sdtPr>
-          <w:id w:val="-922828395"/>
-          <w:tag w:val="goog_rdk_60"/>
-        </w:sdtPr>
-        <w:sdtContent>
-          <w:ins w:author="Anderson Garcia" w:id="37" w:date="2025-09-08T23:43:51Z">
-            <w:r>
-              <w:rPr>
-                <w:highlight w:val="white"/>
-                <w:rtl w:val="0"/>
-              </w:rPr>
-              <w:t xml:space="preserve">.</w:t>
-            </w:r>
-          </w:ins>
-        </w:sdtContent>
-      </w:sdt>
-      <w:sdt>
-        <w:sdtPr>
-          <w:id w:val="-1155452653"/>
-          <w:tag w:val="goog_rdk_61"/>
-        </w:sdtPr>
-        <w:sdtContent>
-          <w:del w:author="Anderson Garcia" w:id="37" w:date="2025-09-08T23:43:51Z">
-            <w:r>
-              <w:rPr>
-                <w:highlight w:val="white"/>
-                <w:rtl w:val="0"/>
-              </w:rPr>
-              <w:delText xml:space="preserve">,</w:delText>
-            </w:r>
-          </w:del>
-        </w:sdtContent>
-      </w:sdt>
-      <w:r>
-        <w:rPr>
-          <w:highlight w:val="white"/>
-          <w:rtl w:val="0"/>
-        </w:rPr>
-        <w:t xml:space="preserve"> </w:t>
-      </w:r>
-      <w:sdt>
-        <w:sdtPr>
-          <w:id w:val="1643833001"/>
-          <w:tag w:val="goog_rdk_62"/>
-        </w:sdtPr>
-        <w:sdtContent>
-          <w:ins w:author="Anderson Garcia" w:id="38" w:date="2025-09-08T23:43:53Z">
-            <w:r>
-              <w:rPr>
-                <w:highlight w:val="white"/>
-                <w:rtl w:val="0"/>
-              </w:rPr>
-              <w:t xml:space="preserve">Q</w:t>
-            </w:r>
-          </w:ins>
-        </w:sdtContent>
-      </w:sdt>
-      <w:sdt>
-        <w:sdtPr>
-          <w:id w:val="-404751371"/>
-          <w:tag w:val="goog_rdk_63"/>
-        </w:sdtPr>
-        <w:sdtContent>
-          <w:del w:author="Anderson Garcia" w:id="38" w:date="2025-09-08T23:43:53Z">
-            <w:r>
-              <w:rPr>
-                <w:highlight w:val="white"/>
-                <w:rtl w:val="0"/>
-              </w:rPr>
-              <w:delText xml:space="preserve">q</w:delText>
-            </w:r>
-          </w:del>
-        </w:sdtContent>
-      </w:sdt>
-      <w:r>
-        <w:rPr>
-          <w:highlight w:val="white"/>
-          <w:rtl w:val="0"/>
-        </w:rPr>
-        <w:t xml:space="preserve">uando foi solicitado </w:t>
-      </w:r>
-      <w:sdt>
-        <w:sdtPr>
-          <w:id w:val="189253740"/>
-          <w:tag w:val="goog_rdk_64"/>
-        </w:sdtPr>
-        <w:sdtContent>
-          <w:ins w:author="Anderson Garcia" w:id="39" w:date="2025-09-08T23:44:02Z">
-            <w:r>
-              <w:rPr>
-                <w:highlight w:val="white"/>
-                <w:rtl w:val="0"/>
-              </w:rPr>
-              <w:t xml:space="preserve">à</w:t>
-            </w:r>
-          </w:ins>
-        </w:sdtContent>
-      </w:sdt>
-      <w:sdt>
-        <w:sdtPr>
-          <w:id w:val="1344885432"/>
-          <w:tag w:val="goog_rdk_65"/>
-        </w:sdtPr>
-        <w:sdtContent>
-          <w:del w:author="Anderson Garcia" w:id="39" w:date="2025-09-08T23:44:02Z">
-            <w:r>
-              <w:rPr>
-                <w:highlight w:val="white"/>
-                <w:rtl w:val="0"/>
-              </w:rPr>
-              <w:delText xml:space="preserve">para a</w:delText>
-            </w:r>
-          </w:del>
-        </w:sdtContent>
-      </w:sdt>
-      <w:r>
-        <w:rPr>
-          <w:highlight w:val="white"/>
-          <w:rtl w:val="0"/>
-        </w:rPr>
-        <w:t xml:space="preserve">s IAs </w:t>
-      </w:r>
-      <w:sdt>
-        <w:sdtPr>
-          <w:id w:val="-1542265692"/>
-          <w:tag w:val="goog_rdk_66"/>
-        </w:sdtPr>
-        <w:sdtContent>
-          <w:ins w:author="Anderson Garcia" w:id="40" w:date="2025-09-08T23:44:19Z">
-            <w:r>
-              <w:rPr>
-                <w:highlight w:val="white"/>
-                <w:rtl w:val="0"/>
-              </w:rPr>
-              <w:t xml:space="preserve">que implementassem</w:t>
-            </w:r>
-          </w:ins>
-        </w:sdtContent>
-      </w:sdt>
-      <w:sdt>
-        <w:sdtPr>
-          <w:id w:val="-1642454477"/>
-          <w:tag w:val="goog_rdk_67"/>
-        </w:sdtPr>
-        <w:sdtContent>
-          <w:del w:author="Anderson Garcia" w:id="40" w:date="2025-09-08T23:44:19Z">
-            <w:r>
-              <w:rPr>
-                <w:highlight w:val="white"/>
-                <w:rtl w:val="0"/>
-              </w:rPr>
-              <w:delText xml:space="preserve">criarem um</w:delText>
-            </w:r>
-          </w:del>
-        </w:sdtContent>
-      </w:sdt>
-      <w:r>
-        <w:rPr>
-          <w:highlight w:val="white"/>
-          <w:rtl w:val="0"/>
-        </w:rPr>
-        <w:t xml:space="preserve"> </w:t>
-      </w:r>
-      <w:sdt>
-        <w:sdtPr>
-          <w:id w:val="1085263806"/>
-          <w:tag w:val="goog_rdk_68"/>
-        </w:sdtPr>
-        <w:sdtContent>
-          <w:ins w:author="Anderson Garcia" w:id="41" w:date="2025-09-08T23:47:31Z">
-            <w:r>
-              <w:rPr>
-                <w:highlight w:val="white"/>
-                <w:rtl w:val="0"/>
-              </w:rPr>
-              <w:t xml:space="preserve">um “</w:t>
-            </w:r>
-          </w:ins>
-        </w:sdtContent>
-      </w:sdt>
-      <w:r>
-        <w:rPr>
-          <w:highlight w:val="white"/>
-          <w:rtl w:val="0"/>
-        </w:rPr>
-        <w:t xml:space="preserve">design pattern</w:t>
-      </w:r>
-      <w:sdt>
-        <w:sdtPr>
-          <w:id w:val="579339856"/>
-          <w:tag w:val="goog_rdk_69"/>
-        </w:sdtPr>
-        <w:sdtContent>
-          <w:ins w:author="Anderson Garcia" w:id="42" w:date="2025-09-08T23:47:34Z">
-            <w:r>
-              <w:rPr>
-                <w:highlight w:val="white"/>
-                <w:rtl w:val="0"/>
-              </w:rPr>
-              <w:t xml:space="preserve">”</w:t>
-            </w:r>
-          </w:ins>
-        </w:sdtContent>
-      </w:sdt>
-      <w:r>
-        <w:rPr>
-          <w:highlight w:val="white"/>
-          <w:rtl w:val="0"/>
-        </w:rPr>
-        <w:t xml:space="preserve"> do tipo Adapter</w:t>
-      </w:r>
-      <w:sdt>
-        <w:sdtPr>
-          <w:id w:val="-100251138"/>
-          <w:tag w:val="goog_rdk_70"/>
-        </w:sdtPr>
-        <w:sdtContent>
-          <w:ins w:author="Anderson Garcia" w:id="43" w:date="2025-09-08T23:44:34Z">
-            <w:r>
-              <w:rPr>
-                <w:highlight w:val="white"/>
-                <w:rtl w:val="0"/>
-              </w:rPr>
-              <w:t xml:space="preserve">,</w:t>
-            </w:r>
-          </w:ins>
-        </w:sdtContent>
-      </w:sdt>
-      <w:r>
-        <w:rPr>
-          <w:highlight w:val="white"/>
-          <w:rtl w:val="0"/>
-        </w:rPr>
-        <w:t xml:space="preserve"> </w:t>
-      </w:r>
-      <w:sdt>
-        <w:sdtPr>
-          <w:id w:val="-780230535"/>
-          <w:tag w:val="goog_rdk_71"/>
-        </w:sdtPr>
-        <w:sdtContent>
-          <w:ins w:author="Anderson Garcia" w:id="44" w:date="2025-09-08T23:44:35Z">
-            <w:r>
-              <w:rPr>
-                <w:highlight w:val="white"/>
-                <w:rtl w:val="0"/>
-              </w:rPr>
-              <w:t xml:space="preserve">el</w:t>
-            </w:r>
-          </w:ins>
-        </w:sdtContent>
-      </w:sdt>
-      <w:r>
-        <w:rPr>
-          <w:highlight w:val="white"/>
-          <w:rtl w:val="0"/>
-        </w:rPr>
-        <w:t xml:space="preserve">as </w:t>
-      </w:r>
-      <w:sdt>
-        <w:sdtPr>
-          <w:id w:val="700954608"/>
-          <w:tag w:val="goog_rdk_72"/>
-        </w:sdtPr>
-        <w:sdtContent>
-          <w:del w:author="Anderson Garcia" w:id="45" w:date="2025-09-08T23:44:39Z">
-            <w:r>
-              <w:rPr>
-                <w:highlight w:val="white"/>
-                <w:rtl w:val="0"/>
-              </w:rPr>
-              <w:delText xml:space="preserve">IAs </w:delText>
-            </w:r>
-          </w:del>
-        </w:sdtContent>
-      </w:sdt>
-      <w:r>
-        <w:rPr>
-          <w:highlight w:val="white"/>
-          <w:rtl w:val="0"/>
-        </w:rPr>
-        <w:t xml:space="preserve">criaram apenas um método genérico </w:t>
-      </w:r>
-      <w:sdt>
-        <w:sdtPr>
-          <w:id w:val="-563798514"/>
-          <w:tag w:val="goog_rdk_73"/>
-        </w:sdtPr>
-        <w:sdtContent>
-          <w:ins w:author="Anderson Garcia" w:id="46" w:date="2025-09-08T23:44:45Z">
-            <w:r>
-              <w:rPr>
-                <w:highlight w:val="white"/>
-                <w:rtl w:val="0"/>
-              </w:rPr>
-              <w:t xml:space="preserve">de</w:t>
-            </w:r>
-          </w:ins>
-        </w:sdtContent>
-      </w:sdt>
-      <w:sdt>
-        <w:sdtPr>
-          <w:id w:val="-1397296258"/>
-          <w:tag w:val="goog_rdk_74"/>
-        </w:sdtPr>
-        <w:sdtContent>
-          <w:del w:author="Anderson Garcia" w:id="46" w:date="2025-09-08T23:44:45Z">
-            <w:r>
-              <w:rPr>
-                <w:highlight w:val="white"/>
-                <w:rtl w:val="0"/>
-              </w:rPr>
-              <w:delText xml:space="preserve">para</w:delText>
-            </w:r>
-          </w:del>
-        </w:sdtContent>
-      </w:sdt>
-      <w:r>
-        <w:rPr>
-          <w:highlight w:val="white"/>
-          <w:rtl w:val="0"/>
-        </w:rPr>
-        <w:t xml:space="preserve"> consulta</w:t>
-      </w:r>
-      <w:sdt>
-        <w:sdtPr>
-          <w:id w:val="1158811573"/>
-          <w:tag w:val="goog_rdk_75"/>
-        </w:sdtPr>
-        <w:sdtContent>
-          <w:ins w:author="Anderson Garcia" w:id="47" w:date="2025-09-08T23:44:49Z">
-            <w:r>
-              <w:rPr>
-                <w:highlight w:val="white"/>
-                <w:rtl w:val="0"/>
-              </w:rPr>
-              <w:t xml:space="preserve">,</w:t>
-            </w:r>
-          </w:ins>
-        </w:sdtContent>
-      </w:sdt>
-      <w:r>
-        <w:rPr>
-          <w:highlight w:val="white"/>
-          <w:rtl w:val="0"/>
-        </w:rPr>
-        <w:t xml:space="preserve"> o que </w:t>
-      </w:r>
-      <w:sdt>
-        <w:sdtPr>
-          <w:id w:val="428385826"/>
-          <w:tag w:val="goog_rdk_76"/>
-        </w:sdtPr>
-        <w:sdtContent>
-          <w:ins w:author="Anderson Garcia" w:id="48" w:date="2025-09-08T23:44:56Z">
-            <w:r>
-              <w:rPr>
-                <w:highlight w:val="white"/>
-                <w:rtl w:val="0"/>
-              </w:rPr>
-              <w:t xml:space="preserve">dificultaria</w:t>
-            </w:r>
-          </w:ins>
-        </w:sdtContent>
-      </w:sdt>
-      <w:sdt>
-        <w:sdtPr>
-          <w:id w:val="-757017025"/>
-          <w:tag w:val="goog_rdk_77"/>
-        </w:sdtPr>
-        <w:sdtContent>
-          <w:del w:author="Anderson Garcia" w:id="48" w:date="2025-09-08T23:44:56Z">
-            <w:r>
-              <w:rPr>
-                <w:highlight w:val="white"/>
-                <w:rtl w:val="0"/>
-              </w:rPr>
-              <w:delText xml:space="preserve">tornaria</w:delText>
-            </w:r>
-          </w:del>
-        </w:sdtContent>
-      </w:sdt>
-      <w:r>
-        <w:rPr>
-          <w:highlight w:val="white"/>
-          <w:rtl w:val="0"/>
-        </w:rPr>
-        <w:t xml:space="preserve"> a manutenção futura d</w:t>
-      </w:r>
-      <w:sdt>
-        <w:sdtPr>
-          <w:id w:val="-2137939124"/>
-          <w:tag w:val="goog_rdk_78"/>
-        </w:sdtPr>
-        <w:sdtContent>
-          <w:del w:author="Anderson Garcia" w:id="49" w:date="2025-09-08T23:45:18Z">
-            <w:r>
-              <w:rPr>
-                <w:highlight w:val="white"/>
-                <w:rtl w:val="0"/>
-              </w:rPr>
-              <w:delText xml:space="preserve">o</w:delText>
-            </w:r>
-          </w:del>
-        </w:sdtContent>
-      </w:sdt>
-      <w:sdt>
-        <w:sdtPr>
-          <w:id w:val="272450855"/>
-          <w:tag w:val="goog_rdk_79"/>
-        </w:sdtPr>
-        <w:sdtContent>
-          <w:ins w:author="Anderson Garcia" w:id="49" w:date="2025-09-08T23:45:18Z">
-            <w:r>
-              <w:rPr>
-                <w:highlight w:val="white"/>
-                <w:rtl w:val="0"/>
-              </w:rPr>
-              <w:t xml:space="preserve">esses</w:t>
-            </w:r>
-          </w:ins>
-        </w:sdtContent>
-      </w:sdt>
-      <w:r>
-        <w:rPr>
-          <w:highlight w:val="white"/>
-          <w:rtl w:val="0"/>
-        </w:rPr>
-        <w:t xml:space="preserve"> acesso</w:t>
-      </w:r>
-      <w:sdt>
-        <w:sdtPr>
-          <w:id w:val="1373370161"/>
-          <w:tag w:val="goog_rdk_80"/>
-        </w:sdtPr>
-        <w:sdtContent>
-          <w:ins w:author="Anderson Garcia" w:id="50" w:date="2025-09-08T23:45:23Z">
-            <w:r>
-              <w:rPr>
-                <w:highlight w:val="white"/>
-                <w:rtl w:val="0"/>
-              </w:rPr>
-              <w:t xml:space="preserve">s</w:t>
-            </w:r>
-          </w:ins>
-        </w:sdtContent>
-      </w:sdt>
-      <w:sdt>
-        <w:sdtPr>
-          <w:id w:val="625953455"/>
-          <w:tag w:val="goog_rdk_81"/>
-        </w:sdtPr>
-        <w:sdtContent>
-          <w:del w:author="Anderson Garcia" w:id="50" w:date="2025-09-08T23:45:23Z">
-            <w:r>
-              <w:rPr>
-                <w:highlight w:val="white"/>
-                <w:rtl w:val="0"/>
-              </w:rPr>
-              <w:delText xml:space="preserve"> as APIs mais difícil</w:delText>
-            </w:r>
-          </w:del>
-        </w:sdtContent>
-      </w:sdt>
-      <w:r>
-        <w:rPr>
-          <w:highlight w:val="white"/>
-          <w:rtl w:val="0"/>
-        </w:rPr>
-        <w:t xml:space="preserve">.</w:t>
+      <w:r>
+        <w:rPr>
+          <w:highlight w:val="white"/>
+          <w:rtl w:val="0"/>
+        </w:rPr>
+        <w:t xml:space="preserve">O desenvolvimento das cinco versões encontrou alguns problemas relacionados à otimização de códigos. Dois exemplos podem ser citados. O primeiro diz respeito à consulta de dados: quando solicitado que a consulta fosse feita, todas as IAs sugeriram usar o ORM SQLAlchemy do Python. O uso de ORM pode facilitar a escrita e leitura de dados; porém, em caso de consultas de grande volume – como o histórico da taxa de juros ou o histórico diário dos últimos três anos de uma ação – a API pode apresentar lentidão. Para resolver esse problema, foi necessário recorrer a consultas em SQL nativo. Especificou-se, portanto, para todas as IAs que as consultas deveriam ser feitas dessa forma. </w:t>
+      </w:r>
+    </w:p>
+    <w:p>
+      <w:pPr>
+        <w:spacing w:line="360" w:lineRule="auto"/>
+        <w:ind w:firstLine="708"/>
+        <w:rPr>
+          <w:highlight w:val="white"/>
+        </w:rPr>
+      </w:pPr>
+      <w:r>
+        <w:rPr>
+          <w:highlight w:val="white"/>
+          <w:rtl w:val="0"/>
+        </w:rPr>
+        <w:t xml:space="preserve">O segundo ponto de atenção foi o acesso a APIs externas, como a de taxa de juros na API do Banco Central e a do Yahoo Finance. Quando foi solicitado às IAs que implementassem um “design pattern” do tipo Adapter, elas criaram apenas um método genérico de consulta, o que dificultaria a manutenção futura desses acessos.</w:t>
+      </w:r>
+    </w:p>
+    <w:p>
+      <w:pPr>
+        <w:spacing w:line="360" w:lineRule="auto"/>
+        <w:ind w:firstLine="708"/>
+        <w:rPr>
+          <w:highlight w:val="white"/>
+        </w:rPr>
+      </w:pPr>
+      <w:r>
+        <w:rPr>
+          <w:highlight w:val="white"/>
+          <w:rtl w:val="0"/>
+        </w:rPr>
+        <w:t xml:space="preserve">O objetivo da comparação não foi avaliar a capacidade das IAs de gerar APIs funcionais, mas identificar diferenças de qualidade, segurança e eficiência estrutural entre os códigos gerados. Todas as inteligências artificiais cumpriram os requisitos básicos e foram capazes de entregar APIs funcionais.</w:t>
       </w:r>
     </w:p>
     <w:p>
@@ -8639,671 +7057,6 @@
         </w:rPr>
       </w:r>
     </w:p>
-    <w:sdt>
-      <w:sdtPr>
-        <w:id w:val="-348782066"/>
-        <w:tag w:val="goog_rdk_94"/>
-      </w:sdtPr>
-      <w:sdtContent>
-        <w:p>
-          <w:pPr>
-            <w:spacing w:line="360" w:lineRule="auto"/>
-            <w:ind w:firstLine="720"/>
-            <w:rPr>
-              <w:ins w:author="Anderson Garcia" w:id="57" w:date="2025-09-08T23:50:33Z"/>
-            </w:rPr>
-          </w:pPr>
-          <w:r>
-            <w:rPr>
-              <w:rtl w:val="0"/>
-            </w:rPr>
-            <w:t xml:space="preserve">Os resultados mostraram que todas as inteligências artificiais geraram APIs funcionais cumprindo os requisitos definidos</w:t>
-          </w:r>
-          <w:sdt>
-            <w:sdtPr>
-              <w:id w:val="2073205293"/>
-              <w:tag w:val="goog_rdk_82"/>
-            </w:sdtPr>
-            <w:sdtContent>
-              <w:del w:author="Anderson Garcia" w:id="51" w:date="2025-09-08T23:49:26Z">
-                <w:r>
-                  <w:rPr>
-                    <w:rtl w:val="0"/>
-                  </w:rPr>
-                  <w:delText xml:space="preserve">,</w:delText>
-                </w:r>
-              </w:del>
-            </w:sdtContent>
-          </w:sdt>
-          <w:sdt>
-            <w:sdtPr>
-              <w:id w:val="-189157663"/>
-              <w:tag w:val="goog_rdk_83"/>
-            </w:sdtPr>
-            <w:sdtContent>
-              <w:ins w:author="Anderson Garcia" w:id="51" w:date="2025-09-08T23:49:26Z">
-                <w:r>
-                  <w:rPr>
-                    <w:rtl w:val="0"/>
-                  </w:rPr>
-                  <w:t xml:space="preserve">.</w:t>
-                </w:r>
-              </w:ins>
-            </w:sdtContent>
-          </w:sdt>
-          <w:r>
-            <w:rPr>
-              <w:rtl w:val="0"/>
-            </w:rPr>
-            <w:t xml:space="preserve"> </w:t>
-          </w:r>
-          <w:sdt>
-            <w:sdtPr>
-              <w:id w:val="-314637702"/>
-              <w:tag w:val="goog_rdk_84"/>
-            </w:sdtPr>
-            <w:sdtContent>
-              <w:ins w:author="Anderson Garcia" w:id="52" w:date="2025-09-08T23:49:34Z">
-                <w:r>
-                  <w:rPr>
-                    <w:rtl w:val="0"/>
-                  </w:rPr>
-                  <w:t xml:space="preserve">Entretanto, houve</w:t>
-                </w:r>
-              </w:ins>
-            </w:sdtContent>
-          </w:sdt>
-          <w:sdt>
-            <w:sdtPr>
-              <w:id w:val="-84131696"/>
-              <w:tag w:val="goog_rdk_85"/>
-            </w:sdtPr>
-            <w:sdtContent>
-              <w:del w:author="Anderson Garcia" w:id="52" w:date="2025-09-08T23:49:34Z">
-                <w:r>
-                  <w:rPr>
-                    <w:rtl w:val="0"/>
-                  </w:rPr>
-                  <w:delText xml:space="preserve">porém houveram</w:delText>
-                </w:r>
-              </w:del>
-            </w:sdtContent>
-          </w:sdt>
-          <w:r>
-            <w:rPr>
-              <w:rtl w:val="0"/>
-            </w:rPr>
-            <w:t xml:space="preserve"> diferenças </w:t>
-          </w:r>
-          <w:sdt>
-            <w:sdtPr>
-              <w:id w:val="475202100"/>
-              <w:tag w:val="goog_rdk_86"/>
-            </w:sdtPr>
-            <w:sdtContent>
-              <w:ins w:author="Anderson Garcia" w:id="53" w:date="2025-09-08T23:49:41Z">
-                <w:r>
-                  <w:rPr>
-                    <w:rtl w:val="0"/>
-                  </w:rPr>
-                  <w:t xml:space="preserve">de </w:t>
-                </w:r>
-              </w:ins>
-            </w:sdtContent>
-          </w:sdt>
-          <w:sdt>
-            <w:sdtPr>
-              <w:id w:val="1765475518"/>
-              <w:tag w:val="goog_rdk_87"/>
-            </w:sdtPr>
-            <w:sdtContent>
-              <w:del w:author="Anderson Garcia" w:id="53" w:date="2025-09-08T23:49:41Z">
-                <w:r>
-                  <w:rPr>
-                    <w:rtl w:val="0"/>
-                  </w:rPr>
-                  <w:delText xml:space="preserve">no </w:delText>
-                </w:r>
-              </w:del>
-            </w:sdtContent>
-          </w:sdt>
-          <w:r>
-            <w:rPr>
-              <w:rtl w:val="0"/>
-            </w:rPr>
-            <w:t xml:space="preserve">desempenho em diversos pontos.</w:t>
-          </w:r>
-          <w:sdt>
-            <w:sdtPr>
-              <w:id w:val="1328327550"/>
-              <w:tag w:val="goog_rdk_88"/>
-            </w:sdtPr>
-            <w:sdtContent>
-              <w:ins w:author="Anderson Garcia" w:id="54" w:date="2025-09-08T23:49:48Z">
-                <w:r>
-                  <w:rPr>
-                    <w:rtl w:val="0"/>
-                  </w:rPr>
-                  <w:t xml:space="preserve"> </w:t>
-                </w:r>
-              </w:ins>
-            </w:sdtContent>
-          </w:sdt>
-          <w:r>
-            <w:rPr>
-              <w:rtl w:val="0"/>
-            </w:rPr>
-            <w:t xml:space="preserve">O Copilot </w:t>
-          </w:r>
-          <w:sdt>
-            <w:sdtPr>
-              <w:id w:val="-1540277929"/>
-              <w:tag w:val="goog_rdk_89"/>
-            </w:sdtPr>
-            <w:sdtContent>
-              <w:ins w:author="Anderson Garcia" w:id="55" w:date="2025-09-08T23:49:57Z">
-                <w:r>
-                  <w:rPr>
-                    <w:rtl w:val="0"/>
-                  </w:rPr>
-                  <w:t xml:space="preserve">apresentou </w:t>
-                </w:r>
-              </w:ins>
-            </w:sdtContent>
-          </w:sdt>
-          <w:sdt>
-            <w:sdtPr>
-              <w:id w:val="-1402394343"/>
-              <w:tag w:val="goog_rdk_90"/>
-            </w:sdtPr>
-            <w:sdtContent>
-              <w:del w:author="Anderson Garcia" w:id="55" w:date="2025-09-08T23:49:57Z">
-                <w:r>
-                  <w:rPr>
-                    <w:rtl w:val="0"/>
-                  </w:rPr>
-                  <w:delText xml:space="preserve">teve </w:delText>
-                </w:r>
-              </w:del>
-            </w:sdtContent>
-          </w:sdt>
-          <w:r>
-            <w:rPr>
-              <w:rtl w:val="0"/>
-            </w:rPr>
-            <w:t xml:space="preserve">melhor desempenho pelo menor tempo de correção de "bugs" e ajustes</w:t>
-          </w:r>
-          <w:sdt>
-            <w:sdtPr>
-              <w:id w:val="355484760"/>
-              <w:tag w:val="goog_rdk_91"/>
-            </w:sdtPr>
-            <w:sdtContent>
-              <w:ins w:author="Anderson Garcia" w:id="56" w:date="2025-09-08T23:50:17Z">
-                <w:r>
-                  <w:rPr>
-                    <w:rtl w:val="0"/>
-                  </w:rPr>
-                  <w:t xml:space="preserve">, além de</w:t>
-                </w:r>
-              </w:ins>
-            </w:sdtContent>
-          </w:sdt>
-          <w:sdt>
-            <w:sdtPr>
-              <w:id w:val="-533281440"/>
-              <w:tag w:val="goog_rdk_92"/>
-            </w:sdtPr>
-            <w:sdtContent>
-              <w:del w:author="Anderson Garcia" w:id="56" w:date="2025-09-08T23:50:17Z">
-                <w:r>
-                  <w:rPr>
-                    <w:rtl w:val="0"/>
-                  </w:rPr>
-                  <w:delText xml:space="preserve"> e</w:delText>
-                </w:r>
-              </w:del>
-            </w:sdtContent>
-          </w:sdt>
-          <w:r>
-            <w:rPr>
-              <w:rtl w:val="0"/>
-            </w:rPr>
-            <w:t xml:space="preserve"> boa estabilidade geral. </w:t>
-          </w:r>
-          <w:sdt>
-            <w:sdtPr>
-              <w:id w:val="-1334322250"/>
-              <w:tag w:val="goog_rdk_93"/>
-            </w:sdtPr>
-            <w:sdtContent>
-              <w:ins w:author="Anderson Garcia" w:id="57" w:date="2025-09-08T23:50:33Z">
-                <w:r>
-                  <w:rPr>
-                    <w:rtl w:val="0"/>
-                  </w:rPr>
-                </w:r>
-              </w:ins>
-            </w:sdtContent>
-          </w:sdt>
-        </w:p>
-      </w:sdtContent>
-    </w:sdt>
-    <w:sdt>
-      <w:sdtPr>
-        <w:id w:val="2135655261"/>
-        <w:tag w:val="goog_rdk_103"/>
-      </w:sdtPr>
-      <w:sdtContent>
-        <w:p>
-          <w:pPr>
-            <w:spacing w:line="360" w:lineRule="auto"/>
-            <w:ind w:firstLine="720"/>
-            <w:rPr>
-              <w:ins w:author="Anderson Garcia" w:id="63" w:date="2025-09-08T23:51:13Z"/>
-            </w:rPr>
-          </w:pPr>
-          <w:r>
-            <w:rPr>
-              <w:rtl w:val="0"/>
-            </w:rPr>
-            <w:t xml:space="preserve">A MetaAI </w:t>
-          </w:r>
-          <w:sdt>
-            <w:sdtPr>
-              <w:id w:val="-839302013"/>
-              <w:tag w:val="goog_rdk_95"/>
-            </w:sdtPr>
-            <w:sdtContent>
-              <w:ins w:author="Anderson Garcia" w:id="58" w:date="2025-09-08T23:50:42Z">
-                <w:r>
-                  <w:rPr>
-                    <w:rtl w:val="0"/>
-                  </w:rPr>
-                  <w:t xml:space="preserve">apresentou</w:t>
-                </w:r>
-              </w:ins>
-            </w:sdtContent>
-          </w:sdt>
-          <w:sdt>
-            <w:sdtPr>
-              <w:id w:val="424847470"/>
-              <w:tag w:val="goog_rdk_96"/>
-            </w:sdtPr>
-            <w:sdtContent>
-              <w:del w:author="Anderson Garcia" w:id="58" w:date="2025-09-08T23:50:42Z">
-                <w:r>
-                  <w:rPr>
-                    <w:rtl w:val="0"/>
-                  </w:rPr>
-                  <w:delText xml:space="preserve">teve</w:delText>
-                </w:r>
-              </w:del>
-            </w:sdtContent>
-          </w:sdt>
-          <w:r>
-            <w:rPr>
-              <w:rtl w:val="0"/>
-            </w:rPr>
-            <w:t xml:space="preserve"> menor índice de complexidade e </w:t>
-          </w:r>
-          <w:sdt>
-            <w:sdtPr>
-              <w:id w:val="-1728663507"/>
-              <w:tag w:val="goog_rdk_97"/>
-            </w:sdtPr>
-            <w:sdtContent>
-              <w:del w:author="Anderson Garcia" w:id="59" w:date="2025-09-08T23:50:50Z">
-                <w:r>
-                  <w:rPr>
-                    <w:rtl w:val="0"/>
-                  </w:rPr>
-                  <w:delText xml:space="preserve">de </w:delText>
-                </w:r>
-              </w:del>
-            </w:sdtContent>
-          </w:sdt>
-          <w:r>
-            <w:rPr>
-              <w:rtl w:val="0"/>
-            </w:rPr>
-            <w:t xml:space="preserve">dívida técnica</w:t>
-          </w:r>
-          <w:sdt>
-            <w:sdtPr>
-              <w:id w:val="1762919965"/>
-              <w:tag w:val="goog_rdk_98"/>
-            </w:sdtPr>
-            <w:sdtContent>
-              <w:ins w:author="Anderson Garcia" w:id="60" w:date="2025-09-08T23:51:05Z">
-                <w:r>
-                  <w:rPr>
-                    <w:rtl w:val="0"/>
-                  </w:rPr>
-                  <w:t xml:space="preserve">,</w:t>
-                </w:r>
-              </w:ins>
-            </w:sdtContent>
-          </w:sdt>
-          <w:r>
-            <w:rPr>
-              <w:rtl w:val="0"/>
-            </w:rPr>
-            <w:t xml:space="preserve"> além de poucos "code smells"</w:t>
-          </w:r>
-          <w:sdt>
-            <w:sdtPr>
-              <w:id w:val="-1571732829"/>
-              <w:tag w:val="goog_rdk_99"/>
-            </w:sdtPr>
-            <w:sdtContent>
-              <w:ins w:author="Anderson Garcia" w:id="61" w:date="2025-09-08T23:51:08Z">
-                <w:r>
-                  <w:rPr>
-                    <w:rtl w:val="0"/>
-                  </w:rPr>
-                  <w:t xml:space="preserve">,</w:t>
-                </w:r>
-              </w:ins>
-            </w:sdtContent>
-          </w:sdt>
-          <w:r>
-            <w:rPr>
-              <w:rtl w:val="0"/>
-            </w:rPr>
-            <w:t xml:space="preserve"> </w:t>
-          </w:r>
-          <w:sdt>
-            <w:sdtPr>
-              <w:id w:val="1575354941"/>
-              <w:tag w:val="goog_rdk_100"/>
-            </w:sdtPr>
-            <w:sdtContent>
-              <w:ins w:author="Anderson Garcia" w:id="62" w:date="2025-09-08T23:51:08Z">
-                <w:r>
-                  <w:rPr>
-                    <w:rtl w:val="0"/>
-                  </w:rPr>
-                  <w:t xml:space="preserve">o que sugere</w:t>
-                </w:r>
-              </w:ins>
-            </w:sdtContent>
-          </w:sdt>
-          <w:sdt>
-            <w:sdtPr>
-              <w:id w:val="486395453"/>
-              <w:tag w:val="goog_rdk_101"/>
-            </w:sdtPr>
-            <w:sdtContent>
-              <w:del w:author="Anderson Garcia" w:id="62" w:date="2025-09-08T23:51:08Z">
-                <w:r>
-                  <w:rPr>
-                    <w:rtl w:val="0"/>
-                  </w:rPr>
-                  <w:delText xml:space="preserve">sugerindo</w:delText>
-                </w:r>
-              </w:del>
-            </w:sdtContent>
-          </w:sdt>
-          <w:r>
-            <w:rPr>
-              <w:rtl w:val="0"/>
-            </w:rPr>
-            <w:t xml:space="preserve"> que o uso dessa inteligência artificial proporciona maior facilidade de manutenção. </w:t>
-          </w:r>
-          <w:sdt>
-            <w:sdtPr>
-              <w:id w:val="-983549235"/>
-              <w:tag w:val="goog_rdk_102"/>
-            </w:sdtPr>
-            <w:sdtContent>
-              <w:ins w:author="Anderson Garcia" w:id="63" w:date="2025-09-08T23:51:13Z">
-                <w:r>
-                  <w:rPr>
-                    <w:rtl w:val="0"/>
-                  </w:rPr>
-                </w:r>
-              </w:ins>
-            </w:sdtContent>
-          </w:sdt>
-        </w:p>
-      </w:sdtContent>
-    </w:sdt>
-    <w:sdt>
-      <w:sdtPr>
-        <w:id w:val="957484325"/>
-        <w:tag w:val="goog_rdk_107"/>
-      </w:sdtPr>
-      <w:sdtContent>
-        <w:p>
-          <w:pPr>
-            <w:spacing w:line="360" w:lineRule="auto"/>
-            <w:ind w:firstLine="720"/>
-            <w:rPr>
-              <w:ins w:author="Anderson Garcia" w:id="65" w:date="2025-09-08T23:51:36Z"/>
-            </w:rPr>
-          </w:pPr>
-          <w:r>
-            <w:rPr>
-              <w:rtl w:val="0"/>
-            </w:rPr>
-            <w:t xml:space="preserve">ChatGPT e DeepSeek apresentaram maior número de severidades, principalmente "majors" e "minors", </w:t>
-          </w:r>
-          <w:sdt>
-            <w:sdtPr>
-              <w:id w:val="1906199900"/>
-              <w:tag w:val="goog_rdk_104"/>
-            </w:sdtPr>
-            <w:sdtContent>
-              <w:ins w:author="Anderson Garcia" w:id="64" w:date="2025-09-08T23:51:29Z">
-                <w:r>
-                  <w:rPr>
-                    <w:rtl w:val="0"/>
-                  </w:rPr>
-                  <w:t xml:space="preserve">o que indica</w:t>
-                </w:r>
-              </w:ins>
-            </w:sdtContent>
-          </w:sdt>
-          <w:sdt>
-            <w:sdtPr>
-              <w:id w:val="-64951337"/>
-              <w:tag w:val="goog_rdk_105"/>
-            </w:sdtPr>
-            <w:sdtContent>
-              <w:del w:author="Anderson Garcia" w:id="64" w:date="2025-09-08T23:51:29Z">
-                <w:r>
-                  <w:rPr>
-                    <w:rtl w:val="0"/>
-                  </w:rPr>
-                  <w:delText xml:space="preserve">indicando</w:delText>
-                </w:r>
-              </w:del>
-            </w:sdtContent>
-          </w:sdt>
-          <w:r>
-            <w:rPr>
-              <w:rtl w:val="0"/>
-            </w:rPr>
-            <w:t xml:space="preserve"> maior esforço em futuras manutenções. </w:t>
-          </w:r>
-          <w:sdt>
-            <w:sdtPr>
-              <w:id w:val="-2110746201"/>
-              <w:tag w:val="goog_rdk_106"/>
-            </w:sdtPr>
-            <w:sdtContent>
-              <w:ins w:author="Anderson Garcia" w:id="65" w:date="2025-09-08T23:51:36Z">
-                <w:r>
-                  <w:rPr>
-                    <w:rtl w:val="0"/>
-                  </w:rPr>
-                </w:r>
-              </w:ins>
-            </w:sdtContent>
-          </w:sdt>
-        </w:p>
-      </w:sdtContent>
-    </w:sdt>
-    <w:sdt>
-      <w:sdtPr>
-        <w:id w:val="925072862"/>
-        <w:tag w:val="goog_rdk_111"/>
-      </w:sdtPr>
-      <w:sdtContent>
-        <w:p>
-          <w:pPr>
-            <w:spacing w:line="360" w:lineRule="auto"/>
-            <w:ind w:firstLine="720"/>
-            <w:rPr>
-              <w:ins w:author="Anderson Garcia" w:id="67" w:date="2025-09-08T23:52:04Z"/>
-            </w:rPr>
-          </w:pPr>
-          <w:r>
-            <w:rPr>
-              <w:rtl w:val="0"/>
-            </w:rPr>
-            <w:t xml:space="preserve">Gemini e DeepSeek geraram códigos mais complexos, o que pode impactar negativamente </w:t>
-          </w:r>
-          <w:sdt>
-            <w:sdtPr>
-              <w:id w:val="-1123527614"/>
-              <w:tag w:val="goog_rdk_108"/>
-            </w:sdtPr>
-            <w:sdtContent>
-              <w:ins w:author="Anderson Garcia" w:id="66" w:date="2025-09-08T23:51:57Z">
-                <w:r>
-                  <w:rPr>
-                    <w:rtl w:val="0"/>
-                  </w:rPr>
-                  <w:t xml:space="preserve">os processos de</w:t>
-                </w:r>
-              </w:ins>
-            </w:sdtContent>
-          </w:sdt>
-          <w:sdt>
-            <w:sdtPr>
-              <w:id w:val="1633959925"/>
-              <w:tag w:val="goog_rdk_109"/>
-            </w:sdtPr>
-            <w:sdtContent>
-              <w:del w:author="Anderson Garcia" w:id="66" w:date="2025-09-08T23:51:57Z">
-                <w:r>
-                  <w:rPr>
-                    <w:rtl w:val="0"/>
-                  </w:rPr>
-                  <w:delText xml:space="preserve">em</w:delText>
-                </w:r>
-              </w:del>
-            </w:sdtContent>
-          </w:sdt>
-          <w:r>
-            <w:rPr>
-              <w:rtl w:val="0"/>
-            </w:rPr>
-            <w:t xml:space="preserve"> testes e manutenção. </w:t>
-          </w:r>
-          <w:sdt>
-            <w:sdtPr>
-              <w:id w:val="1114223365"/>
-              <w:tag w:val="goog_rdk_110"/>
-            </w:sdtPr>
-            <w:sdtContent>
-              <w:ins w:author="Anderson Garcia" w:id="67" w:date="2025-09-08T23:52:04Z">
-                <w:r>
-                  <w:rPr>
-                    <w:rtl w:val="0"/>
-                  </w:rPr>
-                </w:r>
-              </w:ins>
-            </w:sdtContent>
-          </w:sdt>
-        </w:p>
-      </w:sdtContent>
-    </w:sdt>
-    <w:sdt>
-      <w:sdtPr>
-        <w:id w:val="1340983962"/>
-        <w:tag w:val="goog_rdk_115"/>
-      </w:sdtPr>
-      <w:sdtContent>
-        <w:p>
-          <w:pPr>
-            <w:spacing w:line="360" w:lineRule="auto"/>
-            <w:ind w:firstLine="720"/>
-            <w:rPr>
-              <w:del w:author="Anderson Garcia" w:id="70" w:date="2025-09-08T23:52:46Z"/>
-            </w:rPr>
-          </w:pPr>
-          <w:r>
-            <w:rPr>
-              <w:rtl w:val="0"/>
-            </w:rPr>
-            <w:t xml:space="preserve">A soma de todos os resultados sugere</w:t>
-          </w:r>
-          <w:sdt>
-            <w:sdtPr>
-              <w:id w:val="401530021"/>
-              <w:tag w:val="goog_rdk_112"/>
-            </w:sdtPr>
-            <w:sdtContent>
-              <w:del w:author="Anderson Garcia" w:id="68" w:date="2025-09-08T23:52:15Z">
-                <w:r>
-                  <w:rPr>
-                    <w:rtl w:val="0"/>
-                  </w:rPr>
-                  <w:delText xml:space="preserve">m</w:delText>
-                </w:r>
-              </w:del>
-            </w:sdtContent>
-          </w:sdt>
-          <w:r>
-            <w:rPr>
-              <w:rtl w:val="0"/>
-            </w:rPr>
-            <w:t xml:space="preserve"> que</w:t>
-          </w:r>
-          <w:sdt>
-            <w:sdtPr>
-              <w:id w:val="-928639012"/>
-              <w:tag w:val="goog_rdk_113"/>
-            </w:sdtPr>
-            <w:sdtContent>
-              <w:ins w:author="Anderson Garcia" w:id="69" w:date="2025-09-08T23:52:10Z">
-                <w:r>
-                  <w:rPr>
-                    <w:rtl w:val="0"/>
-                  </w:rPr>
-                  <w:t xml:space="preserve"> o</w:t>
-                </w:r>
-              </w:ins>
-            </w:sdtContent>
-          </w:sdt>
-          <w:r>
-            <w:rPr>
-              <w:rtl w:val="0"/>
-            </w:rPr>
-            <w:t xml:space="preserve"> Copilot é a melhor opção para cenários que exigem rapidez no desenvolvimento e menos retrabalho, enquanto a MetaAI é melhor em qualidade estrutural e facilidade de manutenção.</w:t>
-          </w:r>
-          <w:sdt>
-            <w:sdtPr>
-              <w:id w:val="-139029320"/>
-              <w:tag w:val="goog_rdk_114"/>
-            </w:sdtPr>
-            <w:sdtContent>
-              <w:del w:author="Anderson Garcia" w:id="70" w:date="2025-09-08T23:52:46Z">
-                <w:r>
-                  <w:rPr>
-                    <w:rtl w:val="0"/>
-                  </w:rPr>
-                  <w:delText xml:space="preserve"> </w:delText>
-                </w:r>
-              </w:del>
-            </w:sdtContent>
-          </w:sdt>
-        </w:p>
-      </w:sdtContent>
-    </w:sdt>
     <w:p>
       <w:pPr>
         <w:spacing w:line="360" w:lineRule="auto"/>
@@ -9314,846 +7067,96 @@
         <w:rPr>
           <w:rtl w:val="0"/>
         </w:rPr>
-        <w:t xml:space="preserve">De uma forma prática</w:t>
-      </w:r>
-      <w:sdt>
-        <w:sdtPr>
-          <w:id w:val="-617943621"/>
-          <w:tag w:val="goog_rdk_116"/>
-        </w:sdtPr>
-        <w:sdtContent>
-          <w:ins w:author="Anderson Garcia" w:id="71" w:date="2025-09-08T23:53:00Z">
-            <w:r>
-              <w:rPr>
-                <w:rtl w:val="0"/>
-              </w:rPr>
-              <w:t xml:space="preserve">,</w:t>
-            </w:r>
-          </w:ins>
-        </w:sdtContent>
-      </w:sdt>
-      <w:r>
-        <w:rPr>
-          <w:rtl w:val="0"/>
-        </w:rPr>
-        <w:t xml:space="preserve"> a IA que se mostrou mais bem</w:t>
-      </w:r>
-      <w:sdt>
-        <w:sdtPr>
-          <w:id w:val="1552774107"/>
-          <w:tag w:val="goog_rdk_117"/>
-        </w:sdtPr>
-        <w:sdtContent>
-          <w:ins w:author="Anderson Garcia" w:id="72" w:date="2025-09-08T23:53:07Z">
-            <w:r>
-              <w:rPr>
-                <w:rtl w:val="0"/>
-              </w:rPr>
-              <w:t xml:space="preserve">-</w:t>
-            </w:r>
-          </w:ins>
-        </w:sdtContent>
-      </w:sdt>
-      <w:sdt>
-        <w:sdtPr>
-          <w:id w:val="373269998"/>
-          <w:tag w:val="goog_rdk_118"/>
-        </w:sdtPr>
-        <w:sdtContent>
-          <w:del w:author="Anderson Garcia" w:id="72" w:date="2025-09-08T23:53:07Z">
-            <w:r>
-              <w:rPr>
-                <w:rtl w:val="0"/>
-              </w:rPr>
-              <w:delText xml:space="preserve"> </w:delText>
-            </w:r>
-          </w:del>
-        </w:sdtContent>
-      </w:sdt>
-      <w:r>
-        <w:rPr>
-          <w:rtl w:val="0"/>
-        </w:rPr>
-        <w:t xml:space="preserve">sucedida nos testes foi o Copilot</w:t>
-      </w:r>
-      <w:sdt>
-        <w:sdtPr>
-          <w:id w:val="1279897893"/>
-          <w:tag w:val="goog_rdk_119"/>
-        </w:sdtPr>
-        <w:sdtContent>
-          <w:ins w:author="Anderson Garcia" w:id="73" w:date="2025-09-08T23:53:15Z">
-            <w:r>
-              <w:rPr>
-                <w:rtl w:val="0"/>
-              </w:rPr>
-              <w:t xml:space="preserve">.</w:t>
-            </w:r>
-          </w:ins>
-        </w:sdtContent>
-      </w:sdt>
-      <w:r>
-        <w:rPr>
-          <w:rtl w:val="0"/>
-        </w:rPr>
-        <w:t xml:space="preserve"> </w:t>
-      </w:r>
-      <w:sdt>
-        <w:sdtPr>
-          <w:id w:val="-681384155"/>
-          <w:tag w:val="goog_rdk_120"/>
-        </w:sdtPr>
-        <w:sdtContent>
-          <w:del w:author="Anderson Garcia" w:id="74" w:date="2025-09-08T23:53:29Z">
-            <w:r>
-              <w:rPr>
-                <w:rtl w:val="0"/>
-              </w:rPr>
-              <w:delText xml:space="preserve">e</w:delText>
-            </w:r>
-          </w:del>
-        </w:sdtContent>
-      </w:sdt>
-      <w:sdt>
-        <w:sdtPr>
-          <w:id w:val="812517287"/>
-          <w:tag w:val="goog_rdk_121"/>
-        </w:sdtPr>
-        <w:sdtContent>
-          <w:ins w:author="Anderson Garcia" w:id="74" w:date="2025-09-08T23:53:29Z">
-            <w:r>
-              <w:rPr>
-                <w:rtl w:val="0"/>
-              </w:rPr>
-              <w:t xml:space="preserve">E</w:t>
-            </w:r>
-          </w:ins>
-        </w:sdtContent>
-      </w:sdt>
-      <w:r>
-        <w:rPr>
-          <w:rtl w:val="0"/>
-        </w:rPr>
-        <w:t xml:space="preserve">la está integrada </w:t>
-      </w:r>
-      <w:sdt>
-        <w:sdtPr>
-          <w:id w:val="1247604818"/>
-          <w:tag w:val="goog_rdk_122"/>
-        </w:sdtPr>
-        <w:sdtContent>
-          <w:ins w:author="Anderson Garcia" w:id="75" w:date="2025-09-08T23:53:36Z">
-            <w:r>
-              <w:rPr>
-                <w:rtl w:val="0"/>
-              </w:rPr>
-              <w:t xml:space="preserve">a diversas</w:t>
-            </w:r>
-          </w:ins>
-        </w:sdtContent>
-      </w:sdt>
-      <w:sdt>
-        <w:sdtPr>
-          <w:id w:val="1130376239"/>
-          <w:tag w:val="goog_rdk_123"/>
-        </w:sdtPr>
-        <w:sdtContent>
-          <w:del w:author="Anderson Garcia" w:id="75" w:date="2025-09-08T23:53:36Z">
-            <w:r>
-              <w:rPr>
-                <w:rtl w:val="0"/>
-              </w:rPr>
-              <w:delText xml:space="preserve">em várias</w:delText>
-            </w:r>
-          </w:del>
-        </w:sdtContent>
-      </w:sdt>
-      <w:r>
-        <w:rPr>
-          <w:rtl w:val="0"/>
-        </w:rPr>
-        <w:t xml:space="preserve"> soluções da Microsoft</w:t>
-      </w:r>
-      <w:sdt>
-        <w:sdtPr>
-          <w:id w:val="986351138"/>
-          <w:tag w:val="goog_rdk_124"/>
-        </w:sdtPr>
-        <w:sdtContent>
-          <w:ins w:author="Anderson Garcia" w:id="76" w:date="2025-09-08T23:53:45Z">
-            <w:r>
-              <w:rPr>
-                <w:rtl w:val="0"/>
-              </w:rPr>
-              <w:t xml:space="preserve">,</w:t>
-            </w:r>
-          </w:ins>
-        </w:sdtContent>
-      </w:sdt>
-      <w:r>
-        <w:rPr>
-          <w:rtl w:val="0"/>
-        </w:rPr>
-        <w:t xml:space="preserve"> como </w:t>
-      </w:r>
-      <w:sdt>
-        <w:sdtPr>
-          <w:id w:val="-807971142"/>
-          <w:tag w:val="goog_rdk_125"/>
-        </w:sdtPr>
-        <w:sdtContent>
-          <w:del w:author="Anderson Garcia" w:id="77" w:date="2025-09-08T23:53:56Z">
-            <w:r>
-              <w:rPr>
-                <w:rtl w:val="0"/>
-              </w:rPr>
-              <w:delText xml:space="preserve">por exemplo </w:delText>
-            </w:r>
-          </w:del>
-        </w:sdtContent>
-      </w:sdt>
-      <w:r>
-        <w:rPr>
-          <w:rtl w:val="0"/>
-        </w:rPr>
-        <w:t xml:space="preserve">as versões recentes do Windows, o Teams e o Github Copilot integrado com o Visual Studio (IDE para desenvolvimento de software da Microsoft)</w:t>
-      </w:r>
-      <w:sdt>
-        <w:sdtPr>
-          <w:id w:val="-1098154054"/>
-          <w:tag w:val="goog_rdk_126"/>
-        </w:sdtPr>
-        <w:sdtContent>
-          <w:del w:author="Anderson Garcia" w:id="78" w:date="2025-09-08T23:55:25Z">
-            <w:r>
-              <w:rPr>
-                <w:rtl w:val="0"/>
-              </w:rPr>
-              <w:delText xml:space="preserve">,</w:delText>
-            </w:r>
-          </w:del>
-        </w:sdtContent>
-      </w:sdt>
-      <w:sdt>
-        <w:sdtPr>
-          <w:id w:val="-1052684274"/>
-          <w:tag w:val="goog_rdk_127"/>
-        </w:sdtPr>
-        <w:sdtContent>
-          <w:ins w:author="Anderson Garcia" w:id="78" w:date="2025-09-08T23:55:25Z">
-            <w:r>
-              <w:rPr>
-                <w:rtl w:val="0"/>
-              </w:rPr>
-              <w:t xml:space="preserve">.</w:t>
-            </w:r>
-          </w:ins>
-        </w:sdtContent>
-      </w:sdt>
-      <w:r>
-        <w:rPr>
-          <w:rtl w:val="0"/>
-        </w:rPr>
-        <w:t xml:space="preserve"> </w:t>
-      </w:r>
-      <w:sdt>
-        <w:sdtPr>
-          <w:id w:val="1162060244"/>
-          <w:tag w:val="goog_rdk_128"/>
-        </w:sdtPr>
-        <w:sdtContent>
-          <w:ins w:author="Anderson Garcia" w:id="79" w:date="2025-09-08T23:55:34Z">
-            <w:r>
-              <w:rPr>
-                <w:rtl w:val="0"/>
-              </w:rPr>
-              <w:t xml:space="preserve">O bom desempenho obtido pelo</w:t>
-            </w:r>
-          </w:ins>
-        </w:sdtContent>
-      </w:sdt>
-      <w:sdt>
-        <w:sdtPr>
-          <w:id w:val="1471000586"/>
-          <w:tag w:val="goog_rdk_129"/>
-        </w:sdtPr>
-        <w:sdtContent>
-          <w:del w:author="Anderson Garcia" w:id="79" w:date="2025-09-08T23:55:34Z">
-            <w:r>
-              <w:rPr>
-                <w:rtl w:val="0"/>
-              </w:rPr>
-              <w:delText xml:space="preserve">o resultado bem sucedido do</w:delText>
-            </w:r>
-          </w:del>
-        </w:sdtContent>
-      </w:sdt>
-      <w:r>
-        <w:rPr>
-          <w:rtl w:val="0"/>
-        </w:rPr>
-        <w:t xml:space="preserve"> Copilot não significa que as </w:t>
-      </w:r>
-      <w:sdt>
-        <w:sdtPr>
-          <w:id w:val="800939235"/>
-          <w:tag w:val="goog_rdk_130"/>
-        </w:sdtPr>
-        <w:sdtContent>
-          <w:ins w:author="Anderson Garcia" w:id="80" w:date="2025-09-08T23:55:47Z">
-            <w:r>
-              <w:rPr>
-                <w:rtl w:val="0"/>
-              </w:rPr>
-              <w:t xml:space="preserve">demais </w:t>
-            </w:r>
-          </w:ins>
-        </w:sdtContent>
-      </w:sdt>
-      <w:sdt>
-        <w:sdtPr>
-          <w:id w:val="-500499272"/>
-          <w:tag w:val="goog_rdk_131"/>
-        </w:sdtPr>
-        <w:sdtContent>
-          <w:del w:author="Anderson Garcia" w:id="80" w:date="2025-09-08T23:55:47Z">
-            <w:r>
-              <w:rPr>
-                <w:rtl w:val="0"/>
-              </w:rPr>
-              <w:delText xml:space="preserve">outras </w:delText>
-            </w:r>
-          </w:del>
-        </w:sdtContent>
-      </w:sdt>
-      <w:r>
-        <w:rPr>
-          <w:rtl w:val="0"/>
-        </w:rPr>
-        <w:t xml:space="preserve">IAs não cumpram o seu papel de facilitar o desenvolvimento de software</w:t>
-      </w:r>
-      <w:sdt>
-        <w:sdtPr>
-          <w:id w:val="-1226621617"/>
-          <w:tag w:val="goog_rdk_132"/>
-        </w:sdtPr>
-        <w:sdtContent>
-          <w:del w:author="Anderson Garcia" w:id="81" w:date="2025-09-08T23:56:02Z">
-            <w:r>
-              <w:rPr>
-                <w:rtl w:val="0"/>
-              </w:rPr>
-              <w:delText xml:space="preserve">,</w:delText>
-            </w:r>
-          </w:del>
-        </w:sdtContent>
-      </w:sdt>
-      <w:sdt>
-        <w:sdtPr>
-          <w:id w:val="-116874219"/>
-          <w:tag w:val="goog_rdk_133"/>
-        </w:sdtPr>
-        <w:sdtContent>
-          <w:ins w:author="Anderson Garcia" w:id="81" w:date="2025-09-08T23:56:02Z">
-            <w:r>
-              <w:rPr>
-                <w:rtl w:val="0"/>
-              </w:rPr>
-              <w:t xml:space="preserve">.</w:t>
-            </w:r>
-          </w:ins>
-        </w:sdtContent>
-      </w:sdt>
-      <w:r>
-        <w:rPr>
-          <w:rtl w:val="0"/>
-        </w:rPr>
-        <w:t xml:space="preserve"> </w:t>
-      </w:r>
-      <w:sdt>
-        <w:sdtPr>
-          <w:id w:val="-268556574"/>
-          <w:tag w:val="goog_rdk_134"/>
-        </w:sdtPr>
-        <w:sdtContent>
-          <w:ins w:author="Anderson Garcia" w:id="82" w:date="2025-09-08T23:56:06Z">
-            <w:r>
-              <w:rPr>
-                <w:rtl w:val="0"/>
-              </w:rPr>
-              <w:t xml:space="preserve">Conforme discutido</w:t>
-            </w:r>
-          </w:ins>
-        </w:sdtContent>
-      </w:sdt>
-      <w:sdt>
-        <w:sdtPr>
-          <w:id w:val="-517210614"/>
-          <w:tag w:val="goog_rdk_135"/>
-        </w:sdtPr>
-        <w:sdtContent>
-          <w:del w:author="Anderson Garcia" w:id="82" w:date="2025-09-08T23:56:06Z">
-            <w:r>
-              <w:rPr>
-                <w:rtl w:val="0"/>
-              </w:rPr>
-              <w:delText xml:space="preserve">como foi mencionado</w:delText>
-            </w:r>
-          </w:del>
-        </w:sdtContent>
-      </w:sdt>
-      <w:r>
-        <w:rPr>
-          <w:rtl w:val="0"/>
-        </w:rPr>
-        <w:t xml:space="preserve"> na seção de resultados</w:t>
-      </w:r>
-      <w:sdt>
-        <w:sdtPr>
-          <w:id w:val="-1607225924"/>
-          <w:tag w:val="goog_rdk_136"/>
-        </w:sdtPr>
-        <w:sdtContent>
-          <w:ins w:author="Anderson Garcia" w:id="83" w:date="2025-09-08T23:56:17Z">
-            <w:r>
-              <w:rPr>
-                <w:rtl w:val="0"/>
-              </w:rPr>
-              <w:t xml:space="preserve">,</w:t>
-            </w:r>
-          </w:ins>
-        </w:sdtContent>
-      </w:sdt>
-      <w:r>
-        <w:rPr>
-          <w:rtl w:val="0"/>
-        </w:rPr>
-        <w:t xml:space="preserve"> todas </w:t>
-      </w:r>
-      <w:sdt>
-        <w:sdtPr>
-          <w:id w:val="1775619983"/>
-          <w:tag w:val="goog_rdk_137"/>
-        </w:sdtPr>
-        <w:sdtContent>
-          <w:ins w:author="Anderson Garcia" w:id="84" w:date="2025-09-08T23:56:31Z">
-            <w:r>
-              <w:rPr>
-                <w:rtl w:val="0"/>
-              </w:rPr>
-              <w:t xml:space="preserve">atenderam</w:t>
-            </w:r>
-          </w:ins>
-        </w:sdtContent>
-      </w:sdt>
-      <w:sdt>
-        <w:sdtPr>
-          <w:id w:val="1696669440"/>
-          <w:tag w:val="goog_rdk_138"/>
-        </w:sdtPr>
-        <w:sdtContent>
-          <w:del w:author="Anderson Garcia" w:id="84" w:date="2025-09-08T23:56:31Z">
-            <w:r>
-              <w:rPr>
-                <w:rtl w:val="0"/>
-              </w:rPr>
-              <w:delText xml:space="preserve">as IAs cumpriram com</w:delText>
-            </w:r>
-          </w:del>
-        </w:sdtContent>
-      </w:sdt>
-      <w:r>
-        <w:rPr>
-          <w:rtl w:val="0"/>
-        </w:rPr>
-        <w:t xml:space="preserve"> </w:t>
-      </w:r>
-      <w:sdt>
-        <w:sdtPr>
-          <w:id w:val="1243152509"/>
-          <w:tag w:val="goog_rdk_139"/>
-        </w:sdtPr>
-        <w:sdtContent>
-          <w:ins w:author="Anderson Garcia" w:id="85" w:date="2025-09-08T23:56:36Z">
-            <w:r>
-              <w:rPr>
-                <w:rtl w:val="0"/>
-              </w:rPr>
-              <w:t xml:space="preserve">a</w:t>
-            </w:r>
-          </w:ins>
-        </w:sdtContent>
-      </w:sdt>
-      <w:r>
-        <w:rPr>
-          <w:rtl w:val="0"/>
-        </w:rPr>
-        <w:t xml:space="preserve">os requisitos mínimos para </w:t>
-      </w:r>
-      <w:sdt>
-        <w:sdtPr>
-          <w:id w:val="1629819095"/>
-          <w:tag w:val="goog_rdk_140"/>
-        </w:sdtPr>
-        <w:sdtContent>
-          <w:ins w:author="Anderson Garcia" w:id="86" w:date="2025-09-08T23:56:47Z">
-            <w:r>
-              <w:rPr>
-                <w:rtl w:val="0"/>
-              </w:rPr>
-              <w:t xml:space="preserve">o funcionamento</w:t>
-            </w:r>
-          </w:ins>
-        </w:sdtContent>
-      </w:sdt>
-      <w:sdt>
-        <w:sdtPr>
-          <w:id w:val="1243248334"/>
-          <w:tag w:val="goog_rdk_141"/>
-        </w:sdtPr>
-        <w:sdtContent>
-          <w:del w:author="Anderson Garcia" w:id="86" w:date="2025-09-08T23:56:47Z">
-            <w:r>
-              <w:rPr>
-                <w:rtl w:val="0"/>
-              </w:rPr>
-              <w:delText xml:space="preserve">que</w:delText>
-            </w:r>
-          </w:del>
-        </w:sdtContent>
-      </w:sdt>
-      <w:r>
-        <w:rPr>
-          <w:rtl w:val="0"/>
-        </w:rPr>
-        <w:t xml:space="preserve"> </w:t>
-      </w:r>
-      <w:sdt>
-        <w:sdtPr>
-          <w:id w:val="280136094"/>
-          <w:tag w:val="goog_rdk_142"/>
-        </w:sdtPr>
-        <w:sdtContent>
-          <w:ins w:author="Anderson Garcia" w:id="87" w:date="2025-09-08T23:56:58Z">
-            <w:r>
-              <w:rPr>
-                <w:rtl w:val="0"/>
-              </w:rPr>
-              <w:t xml:space="preserve">d</w:t>
-            </w:r>
-          </w:ins>
-        </w:sdtContent>
-      </w:sdt>
-      <w:r>
-        <w:rPr>
-          <w:rtl w:val="0"/>
-        </w:rPr>
-        <w:t xml:space="preserve">o software</w:t>
-      </w:r>
-      <w:sdt>
-        <w:sdtPr>
-          <w:id w:val="423449047"/>
-          <w:tag w:val="goog_rdk_143"/>
-        </w:sdtPr>
-        <w:sdtContent>
-          <w:ins w:author="Anderson Garcia" w:id="88" w:date="2025-09-08T23:57:09Z">
-            <w:r>
-              <w:rPr>
-                <w:rtl w:val="0"/>
-              </w:rPr>
-              <w:t xml:space="preserve">.</w:t>
-            </w:r>
-          </w:ins>
-        </w:sdtContent>
-      </w:sdt>
-      <w:sdt>
-        <w:sdtPr>
-          <w:id w:val="-2144987996"/>
-          <w:tag w:val="goog_rdk_144"/>
-        </w:sdtPr>
-        <w:sdtContent>
-          <w:del w:author="Anderson Garcia" w:id="88" w:date="2025-09-08T23:57:09Z">
-            <w:r>
-              <w:rPr>
-                <w:rtl w:val="0"/>
-              </w:rPr>
-              <w:delText xml:space="preserve"> proposto funcionasse,</w:delText>
-            </w:r>
-          </w:del>
-        </w:sdtContent>
-      </w:sdt>
-      <w:r>
-        <w:rPr>
-          <w:rtl w:val="0"/>
-        </w:rPr>
-        <w:t xml:space="preserve"> </w:t>
-      </w:r>
-      <w:sdt>
-        <w:sdtPr>
-          <w:id w:val="-992088302"/>
-          <w:tag w:val="goog_rdk_145"/>
-        </w:sdtPr>
-        <w:sdtContent>
-          <w:del w:author="Anderson Garcia" w:id="89" w:date="2025-09-08T23:57:15Z">
-            <w:r>
-              <w:rPr>
-                <w:rtl w:val="0"/>
-              </w:rPr>
-              <w:delText xml:space="preserve">d</w:delText>
-            </w:r>
-          </w:del>
-        </w:sdtContent>
-      </w:sdt>
-      <w:sdt>
-        <w:sdtPr>
-          <w:id w:val="-1471784281"/>
-          <w:tag w:val="goog_rdk_146"/>
-        </w:sdtPr>
-        <w:sdtContent>
-          <w:ins w:author="Anderson Garcia" w:id="89" w:date="2025-09-08T23:57:15Z">
-            <w:r>
-              <w:rPr>
-                <w:rtl w:val="0"/>
-              </w:rPr>
-              <w:t xml:space="preserve">D</w:t>
-            </w:r>
-          </w:ins>
-        </w:sdtContent>
-      </w:sdt>
-      <w:r>
-        <w:rPr>
-          <w:rtl w:val="0"/>
-        </w:rPr>
-        <w:t xml:space="preserve">eve</w:t>
-      </w:r>
-      <w:sdt>
-        <w:sdtPr>
-          <w:id w:val="913405390"/>
-          <w:tag w:val="goog_rdk_147"/>
-        </w:sdtPr>
-        <w:sdtContent>
-          <w:ins w:author="Anderson Garcia" w:id="90" w:date="2025-09-08T23:57:18Z">
-            <w:r>
-              <w:rPr>
-                <w:rtl w:val="0"/>
-              </w:rPr>
-              <w:t xml:space="preserve">-se</w:t>
-            </w:r>
-          </w:ins>
-        </w:sdtContent>
-      </w:sdt>
-      <w:sdt>
-        <w:sdtPr>
-          <w:id w:val="-132183035"/>
-          <w:tag w:val="goog_rdk_148"/>
-        </w:sdtPr>
-        <w:sdtContent>
-          <w:del w:author="Anderson Garcia" w:id="90" w:date="2025-09-08T23:57:18Z">
-            <w:r>
-              <w:rPr>
-                <w:rtl w:val="0"/>
-              </w:rPr>
-              <w:delText xml:space="preserve">mos</w:delText>
-            </w:r>
-          </w:del>
-        </w:sdtContent>
-      </w:sdt>
-      <w:r>
-        <w:rPr>
-          <w:rtl w:val="0"/>
-        </w:rPr>
-        <w:t xml:space="preserve"> considerar</w:t>
-      </w:r>
-      <w:sdt>
-        <w:sdtPr>
-          <w:id w:val="-888743495"/>
-          <w:tag w:val="goog_rdk_149"/>
-        </w:sdtPr>
-        <w:sdtContent>
-          <w:ins w:author="Anderson Garcia" w:id="91" w:date="2025-09-08T23:57:24Z">
-            <w:r>
-              <w:rPr>
-                <w:rtl w:val="0"/>
-              </w:rPr>
-              <w:t xml:space="preserve"> ainda que</w:t>
-            </w:r>
-          </w:ins>
-        </w:sdtContent>
-      </w:sdt>
-      <w:r>
-        <w:rPr>
-          <w:rtl w:val="0"/>
-        </w:rPr>
-        <w:t xml:space="preserve"> os algoritmos que treinam as IAs estão em </w:t>
-      </w:r>
-      <w:sdt>
-        <w:sdtPr>
-          <w:id w:val="-830589312"/>
-          <w:tag w:val="goog_rdk_150"/>
-        </w:sdtPr>
-        <w:sdtContent>
-          <w:del w:author="Anderson Garcia" w:id="92" w:date="2025-09-08T23:57:38Z">
-            <w:r>
-              <w:rPr>
-                <w:rtl w:val="0"/>
-              </w:rPr>
-              <w:delText xml:space="preserve">atualização </w:delText>
-            </w:r>
-          </w:del>
-        </w:sdtContent>
-      </w:sdt>
-      <w:r>
-        <w:rPr>
-          <w:rtl w:val="0"/>
-        </w:rPr>
-        <w:t xml:space="preserve">constante</w:t>
-      </w:r>
-      <w:sdt>
-        <w:sdtPr>
-          <w:id w:val="75597444"/>
-          <w:tag w:val="goog_rdk_151"/>
-        </w:sdtPr>
-        <w:sdtContent>
-          <w:ins w:author="Anderson Garcia" w:id="93" w:date="2025-09-08T23:57:40Z">
-            <w:r>
-              <w:rPr>
-                <w:rtl w:val="0"/>
-              </w:rPr>
-              <w:t xml:space="preserve"> evolução. de modo que os resultados obtidos neste estudo</w:t>
-            </w:r>
-          </w:ins>
-        </w:sdtContent>
-      </w:sdt>
-      <w:r>
-        <w:rPr>
-          <w:rtl w:val="0"/>
-        </w:rPr>
-        <w:t xml:space="preserve"> </w:t>
-      </w:r>
-      <w:sdt>
-        <w:sdtPr>
-          <w:id w:val="-112634222"/>
-          <w:tag w:val="goog_rdk_152"/>
-        </w:sdtPr>
-        <w:sdtContent>
-          <w:ins w:author="Anderson Garcia" w:id="94" w:date="2025-09-08T23:58:38Z">
-            <w:r>
-              <w:rPr>
-                <w:rtl w:val="0"/>
-              </w:rPr>
-              <w:t xml:space="preserve">podem diferir em análises futuras,</w:t>
-            </w:r>
-          </w:ins>
-        </w:sdtContent>
-      </w:sdt>
-      <w:sdt>
-        <w:sdtPr>
-          <w:id w:val="95759986"/>
-          <w:tag w:val="goog_rdk_153"/>
-        </w:sdtPr>
-        <w:sdtContent>
-          <w:del w:author="Anderson Garcia" w:id="94" w:date="2025-09-08T23:58:38Z">
-            <w:r>
-              <w:rPr>
-                <w:rtl w:val="0"/>
-              </w:rPr>
-              <w:delText xml:space="preserve">ou seja o teste realizado no período de desenvolvimento deste trabalho pode apresentar diferenças</w:delText>
-            </w:r>
-          </w:del>
-        </w:sdtContent>
-      </w:sdt>
-      <w:r>
-        <w:rPr>
-          <w:rtl w:val="0"/>
-        </w:rPr>
-        <w:t xml:space="preserve"> </w:t>
-      </w:r>
-      <w:sdt>
-        <w:sdtPr>
-          <w:id w:val="-295649953"/>
-          <w:tag w:val="goog_rdk_154"/>
-        </w:sdtPr>
-        <w:sdtContent>
-          <w:ins w:author="Anderson Garcia" w:id="95" w:date="2025-09-08T23:58:55Z">
-            <w:r>
-              <w:rPr>
-                <w:rtl w:val="0"/>
-              </w:rPr>
-              <w:t xml:space="preserve">conforme </w:t>
-            </w:r>
-          </w:ins>
-        </w:sdtContent>
-      </w:sdt>
-      <w:sdt>
-        <w:sdtPr>
-          <w:id w:val="822962088"/>
-          <w:tag w:val="goog_rdk_155"/>
-        </w:sdtPr>
-        <w:sdtContent>
-          <w:del w:author="Anderson Garcia" w:id="95" w:date="2025-09-08T23:58:55Z">
-            <w:r>
-              <w:rPr>
-                <w:rtl w:val="0"/>
-              </w:rPr>
-              <w:delText xml:space="preserve">considerando </w:delText>
-            </w:r>
-          </w:del>
-        </w:sdtContent>
-      </w:sdt>
-      <w:r>
-        <w:rPr>
-          <w:rtl w:val="0"/>
-        </w:rPr>
-        <w:t xml:space="preserve">o avanço d</w:t>
-      </w:r>
-      <w:sdt>
-        <w:sdtPr>
-          <w:id w:val="-568518955"/>
-          <w:tag w:val="goog_rdk_156"/>
-        </w:sdtPr>
-        <w:sdtContent>
-          <w:ins w:author="Anderson Garcia" w:id="96" w:date="2025-09-08T23:59:03Z">
-            <w:r>
-              <w:rPr>
-                <w:rtl w:val="0"/>
-              </w:rPr>
-              <w:t xml:space="preserve">essas tecnologias</w:t>
-            </w:r>
-          </w:ins>
-        </w:sdtContent>
-      </w:sdt>
-      <w:sdt>
-        <w:sdtPr>
-          <w:id w:val="81991156"/>
-          <w:tag w:val="goog_rdk_157"/>
-        </w:sdtPr>
-        <w:sdtContent>
-          <w:del w:author="Anderson Garcia" w:id="96" w:date="2025-09-08T23:59:03Z">
-            <w:r>
-              <w:rPr>
-                <w:rtl w:val="0"/>
-              </w:rPr>
-              <w:delText xml:space="preserve">os algoritmos das IAs</w:delText>
-            </w:r>
-          </w:del>
-        </w:sdtContent>
-      </w:sdt>
-      <w:r>
-        <w:rPr>
-          <w:rtl w:val="0"/>
-        </w:rPr>
-        <w:t xml:space="preserve">.</w:t>
-      </w:r>
-    </w:p>
-    <w:p>
-      <w:pPr>
-        <w:spacing w:line="360" w:lineRule="auto"/>
+        <w:t xml:space="preserve">O estudo apresentou algumas limitações que serão consideradas na interpretação dos resultados. Os experimentos foram realizados em um único caso de uso, baseado em APIs desenvolvidas com Python e FastAPI, restringindo a generalização dos resultados para outras tecnologias, além disso a avaliação baseou em métricas fornecidas pelo SonarQube, que não contemplam pontos como desempenho em tempo de execução, consumo de recursos ou experiência do desenvolvedor, outro ponto a destacar é que os modelos de inteligência artificial evoluem rapidamente e estão em constante treinamento sendo que os resultados mostram o estado das ferramentas no momento da pesquisa e podem diferir em análises futuras.</w:t>
+      </w:r>
+    </w:p>
+    <w:p>
+      <w:pPr>
+        <w:spacing w:line="360" w:lineRule="auto"/>
+        <w:ind w:firstLine="720"/>
         <w:rPr/>
       </w:pPr>
       <w:r>
         <w:rPr>
           <w:rtl w:val="0"/>
         </w:rPr>
+        <w:t xml:space="preserve">Os resultados mostraram que todas as inteligências artificiais geraram APIs funcionais cumprindo os requisitos definidos. Entretanto, houve diferenças de desempenho em diversos pontos. O Copilot apresentou melhor desempenho pelo menor tempo de correção de "bugs" e ajustes, além de boa estabilidade geral. </w:t>
+      </w:r>
+    </w:p>
+    <w:p>
+      <w:pPr>
+        <w:spacing w:line="360" w:lineRule="auto"/>
+        <w:ind w:firstLine="720"/>
+        <w:rPr/>
+      </w:pPr>
+      <w:r>
+        <w:rPr>
+          <w:rtl w:val="0"/>
+        </w:rPr>
+        <w:t xml:space="preserve">A MetaAI apresentou menor índice de complexidade e dívida técnica, além de poucos "code smells", o que sugere que o uso dessa inteligência artificial proporciona maior facilidade de manutenção. </w:t>
+      </w:r>
+    </w:p>
+    <w:p>
+      <w:pPr>
+        <w:spacing w:line="360" w:lineRule="auto"/>
+        <w:ind w:firstLine="720"/>
+        <w:rPr/>
+      </w:pPr>
+      <w:r>
+        <w:rPr>
+          <w:rtl w:val="0"/>
+        </w:rPr>
+        <w:t xml:space="preserve">ChatGPT e DeepSeek apresentaram maior número de severidades, principalmente "majors" e "minors", o que indica maior esforço em futuras manutenções. </w:t>
+      </w:r>
+    </w:p>
+    <w:p>
+      <w:pPr>
+        <w:spacing w:line="360" w:lineRule="auto"/>
+        <w:ind w:firstLine="720"/>
+        <w:rPr/>
+      </w:pPr>
+      <w:r>
+        <w:rPr>
+          <w:rtl w:val="0"/>
+        </w:rPr>
+        <w:t xml:space="preserve">Gemini e DeepSeek geraram códigos mais complexos, o que pode impactar negativamente os processos de testes e manutenção. </w:t>
+      </w:r>
+    </w:p>
+    <w:p>
+      <w:pPr>
+        <w:spacing w:line="360" w:lineRule="auto"/>
+        <w:ind w:firstLine="720"/>
+        <w:rPr/>
+      </w:pPr>
+      <w:r>
+        <w:rPr>
+          <w:rtl w:val="0"/>
+        </w:rPr>
+        <w:t xml:space="preserve">A soma de todos os resultados sugere que o Copilot é a melhor opção para cenários que exigem rapidez no desenvolvimento e menos retrabalho, enquanto a MetaAI é melhor em qualidade estrutural e facilidade de manutenção.De uma forma prática, a IA que se mostrou mais bem-sucedida nos testes foi o Copilot. Ela está integrada a diversas soluções da Microsoft, como as versões recentes do Windows, o Teams e o Github Copilot integrado com o Visual Studio (IDE para desenvolvimento de software da Microsoft). O bom desempenho obtido pelo Copilot não significa que as demais IAs não cumpram o seu papel de facilitar o desenvolvimento de software. Conforme discutido na seção de resultados, todas atenderam aos requisitos mínimos para o funcionamento do software. Deve-se considerar ainda que os algoritmos que treinam as IAs estão em constante evolução. de modo que os resultados obtidos neste estudo podem diferir em análises futuras, conforme o avanço dessas tecnologias.</w:t>
+      </w:r>
+    </w:p>
+    <w:p>
+      <w:pPr>
+        <w:spacing w:line="360" w:lineRule="auto"/>
+        <w:ind w:firstLine="720"/>
+        <w:rPr/>
+      </w:pPr>
+      <w:r>
+        <w:rPr>
+          <w:rtl w:val="0"/>
+        </w:rPr>
+        <w:t xml:space="preserve">Os resultados sugerem que o uso de IA no desenvolvimento de software deve ser feito de forma crítica e contextualizada pelo desenvolvedor. Ferramentas como o Copilot são indicadas quando demanda por agilidade, enquanto modelos como a MetaAI oferecem vantagens em projetos que necessitam código mais limpo e sustentável, além disso independente da IA escolhida o estudo mostra a necessidade de revisão humana para ajustes técnicos e para correções de riscos de segurança. Por fim os resultados alcançaram o objetivo proposto e contribuem para o entendimento de como diferentes inteligências artificiais podem apoiar o desenvolvimento de APIs oferecendo vantagens para que desenvolvedores e empresas façam escolhas sobre quando e como usar essas ferramentas em seus projetos.</w:t>
+      </w:r>
+    </w:p>
+    <w:p>
+      <w:pPr>
+        <w:spacing w:line="360" w:lineRule="auto"/>
+        <w:rPr/>
+      </w:pPr>
+      <w:r>
+        <w:rPr>
+          <w:rtl w:val="0"/>
+        </w:rPr>
       </w:r>
     </w:p>
     <w:p>
@@ -10163,8 +7166,308 @@
           <w:b w:val="1"/>
         </w:rPr>
       </w:pPr>
-      <w:bookmarkStart w:colFirst="0" w:colLast="0" w:name="_heading=h.o71svytvjozy" w:id="1"/>
+      <w:bookmarkStart w:colFirst="0" w:colLast="0" w:name="_heading=h.1jrh6h52q7g5" w:id="1"/>
       <w:bookmarkEnd w:id="1"/>
+      <w:r>
+        <w:rPr>
+          <w:rtl w:val="0"/>
+        </w:rPr>
+      </w:r>
+    </w:p>
+    <w:p>
+      <w:pPr>
+        <w:spacing w:line="360" w:lineRule="auto"/>
+        <w:rPr>
+          <w:b w:val="1"/>
+        </w:rPr>
+      </w:pPr>
+      <w:bookmarkStart w:colFirst="0" w:colLast="0" w:name="_heading=h.nmffn6f6lw5j" w:id="2"/>
+      <w:bookmarkEnd w:id="2"/>
+      <w:r>
+        <w:rPr>
+          <w:rtl w:val="0"/>
+        </w:rPr>
+      </w:r>
+    </w:p>
+    <w:p>
+      <w:pPr>
+        <w:spacing w:line="360" w:lineRule="auto"/>
+        <w:rPr>
+          <w:b w:val="1"/>
+        </w:rPr>
+      </w:pPr>
+      <w:bookmarkStart w:colFirst="0" w:colLast="0" w:name="_heading=h.h4pgazvojrjh" w:id="3"/>
+      <w:bookmarkEnd w:id="3"/>
+      <w:r>
+        <w:rPr>
+          <w:rtl w:val="0"/>
+        </w:rPr>
+      </w:r>
+    </w:p>
+    <w:p>
+      <w:pPr>
+        <w:spacing w:line="360" w:lineRule="auto"/>
+        <w:rPr>
+          <w:b w:val="1"/>
+        </w:rPr>
+      </w:pPr>
+      <w:bookmarkStart w:colFirst="0" w:colLast="0" w:name="_heading=h.mtxkr069di1d" w:id="4"/>
+      <w:bookmarkEnd w:id="4"/>
+      <w:r>
+        <w:rPr>
+          <w:rtl w:val="0"/>
+        </w:rPr>
+      </w:r>
+    </w:p>
+    <w:p>
+      <w:pPr>
+        <w:spacing w:line="360" w:lineRule="auto"/>
+        <w:rPr>
+          <w:b w:val="1"/>
+        </w:rPr>
+      </w:pPr>
+      <w:bookmarkStart w:colFirst="0" w:colLast="0" w:name="_heading=h.bjftm5sg8khb" w:id="5"/>
+      <w:bookmarkEnd w:id="5"/>
+      <w:r>
+        <w:rPr>
+          <w:rtl w:val="0"/>
+        </w:rPr>
+      </w:r>
+    </w:p>
+    <w:p>
+      <w:pPr>
+        <w:spacing w:line="360" w:lineRule="auto"/>
+        <w:rPr>
+          <w:b w:val="1"/>
+        </w:rPr>
+      </w:pPr>
+      <w:bookmarkStart w:colFirst="0" w:colLast="0" w:name="_heading=h.sev1ut3xyxif" w:id="6"/>
+      <w:bookmarkEnd w:id="6"/>
+      <w:r>
+        <w:rPr>
+          <w:rtl w:val="0"/>
+        </w:rPr>
+      </w:r>
+    </w:p>
+    <w:p>
+      <w:pPr>
+        <w:spacing w:line="360" w:lineRule="auto"/>
+        <w:rPr>
+          <w:b w:val="1"/>
+        </w:rPr>
+      </w:pPr>
+      <w:bookmarkStart w:colFirst="0" w:colLast="0" w:name="_heading=h.i8ualgi16zxy" w:id="7"/>
+      <w:bookmarkEnd w:id="7"/>
+      <w:r>
+        <w:rPr>
+          <w:rtl w:val="0"/>
+        </w:rPr>
+      </w:r>
+    </w:p>
+    <w:p>
+      <w:pPr>
+        <w:spacing w:line="360" w:lineRule="auto"/>
+        <w:rPr>
+          <w:b w:val="1"/>
+        </w:rPr>
+      </w:pPr>
+      <w:bookmarkStart w:colFirst="0" w:colLast="0" w:name="_heading=h.c7itrh1ithso" w:id="8"/>
+      <w:bookmarkEnd w:id="8"/>
+      <w:r>
+        <w:rPr>
+          <w:rtl w:val="0"/>
+        </w:rPr>
+      </w:r>
+    </w:p>
+    <w:p>
+      <w:pPr>
+        <w:spacing w:line="360" w:lineRule="auto"/>
+        <w:rPr>
+          <w:b w:val="1"/>
+        </w:rPr>
+      </w:pPr>
+      <w:bookmarkStart w:colFirst="0" w:colLast="0" w:name="_heading=h.ewqgr2whz0od" w:id="9"/>
+      <w:bookmarkEnd w:id="9"/>
+      <w:r>
+        <w:rPr>
+          <w:rtl w:val="0"/>
+        </w:rPr>
+      </w:r>
+    </w:p>
+    <w:p>
+      <w:pPr>
+        <w:spacing w:line="360" w:lineRule="auto"/>
+        <w:rPr>
+          <w:b w:val="1"/>
+        </w:rPr>
+      </w:pPr>
+      <w:bookmarkStart w:colFirst="0" w:colLast="0" w:name="_heading=h.9nq1s6ets89v" w:id="10"/>
+      <w:bookmarkEnd w:id="10"/>
+      <w:r>
+        <w:rPr>
+          <w:rtl w:val="0"/>
+        </w:rPr>
+      </w:r>
+    </w:p>
+    <w:p>
+      <w:pPr>
+        <w:spacing w:line="360" w:lineRule="auto"/>
+        <w:rPr>
+          <w:b w:val="1"/>
+        </w:rPr>
+      </w:pPr>
+      <w:bookmarkStart w:colFirst="0" w:colLast="0" w:name="_heading=h.b0l9g7qh5cmn" w:id="11"/>
+      <w:bookmarkEnd w:id="11"/>
+      <w:r>
+        <w:rPr>
+          <w:rtl w:val="0"/>
+        </w:rPr>
+      </w:r>
+    </w:p>
+    <w:p>
+      <w:pPr>
+        <w:spacing w:line="360" w:lineRule="auto"/>
+        <w:rPr>
+          <w:b w:val="1"/>
+        </w:rPr>
+      </w:pPr>
+      <w:bookmarkStart w:colFirst="0" w:colLast="0" w:name="_heading=h.ueuezhb95s9m" w:id="12"/>
+      <w:bookmarkEnd w:id="12"/>
+      <w:r>
+        <w:rPr>
+          <w:rtl w:val="0"/>
+        </w:rPr>
+      </w:r>
+    </w:p>
+    <w:p>
+      <w:pPr>
+        <w:spacing w:line="360" w:lineRule="auto"/>
+        <w:rPr>
+          <w:b w:val="1"/>
+        </w:rPr>
+      </w:pPr>
+      <w:bookmarkStart w:colFirst="0" w:colLast="0" w:name="_heading=h.j2b790od5m5g" w:id="13"/>
+      <w:bookmarkEnd w:id="13"/>
+      <w:r>
+        <w:rPr>
+          <w:rtl w:val="0"/>
+        </w:rPr>
+      </w:r>
+    </w:p>
+    <w:p>
+      <w:pPr>
+        <w:spacing w:line="360" w:lineRule="auto"/>
+        <w:rPr>
+          <w:b w:val="1"/>
+        </w:rPr>
+      </w:pPr>
+      <w:bookmarkStart w:colFirst="0" w:colLast="0" w:name="_heading=h.9js1edaxbqsm" w:id="14"/>
+      <w:bookmarkEnd w:id="14"/>
+      <w:r>
+        <w:rPr>
+          <w:rtl w:val="0"/>
+        </w:rPr>
+      </w:r>
+    </w:p>
+    <w:p>
+      <w:pPr>
+        <w:spacing w:line="360" w:lineRule="auto"/>
+        <w:rPr>
+          <w:b w:val="1"/>
+        </w:rPr>
+      </w:pPr>
+      <w:bookmarkStart w:colFirst="0" w:colLast="0" w:name="_heading=h.xn8hovcbhtht" w:id="15"/>
+      <w:bookmarkEnd w:id="15"/>
+      <w:r>
+        <w:rPr>
+          <w:rtl w:val="0"/>
+        </w:rPr>
+      </w:r>
+    </w:p>
+    <w:p>
+      <w:pPr>
+        <w:spacing w:line="360" w:lineRule="auto"/>
+        <w:rPr>
+          <w:b w:val="1"/>
+        </w:rPr>
+      </w:pPr>
+      <w:bookmarkStart w:colFirst="0" w:colLast="0" w:name="_heading=h.rc366wyji05k" w:id="16"/>
+      <w:bookmarkEnd w:id="16"/>
+      <w:r>
+        <w:rPr>
+          <w:rtl w:val="0"/>
+        </w:rPr>
+      </w:r>
+    </w:p>
+    <w:p>
+      <w:pPr>
+        <w:spacing w:line="360" w:lineRule="auto"/>
+        <w:rPr>
+          <w:b w:val="1"/>
+        </w:rPr>
+      </w:pPr>
+      <w:bookmarkStart w:colFirst="0" w:colLast="0" w:name="_heading=h.h567teh3th2i" w:id="17"/>
+      <w:bookmarkEnd w:id="17"/>
+      <w:r>
+        <w:rPr>
+          <w:rtl w:val="0"/>
+        </w:rPr>
+      </w:r>
+    </w:p>
+    <w:p>
+      <w:pPr>
+        <w:spacing w:line="360" w:lineRule="auto"/>
+        <w:rPr>
+          <w:b w:val="1"/>
+        </w:rPr>
+      </w:pPr>
+      <w:bookmarkStart w:colFirst="0" w:colLast="0" w:name="_heading=h.m0y2g9c4zcba" w:id="18"/>
+      <w:bookmarkEnd w:id="18"/>
+      <w:r>
+        <w:rPr>
+          <w:rtl w:val="0"/>
+        </w:rPr>
+      </w:r>
+    </w:p>
+    <w:p>
+      <w:pPr>
+        <w:spacing w:line="360" w:lineRule="auto"/>
+        <w:rPr>
+          <w:b w:val="1"/>
+        </w:rPr>
+      </w:pPr>
+      <w:bookmarkStart w:colFirst="0" w:colLast="0" w:name="_heading=h.54egeyv6s0pz" w:id="19"/>
+      <w:bookmarkEnd w:id="19"/>
+      <w:r>
+        <w:rPr>
+          <w:rtl w:val="0"/>
+        </w:rPr>
+      </w:r>
+    </w:p>
+    <w:p>
+      <w:pPr>
+        <w:spacing w:line="360" w:lineRule="auto"/>
+        <w:rPr>
+          <w:b w:val="1"/>
+        </w:rPr>
+      </w:pPr>
+      <w:bookmarkStart w:colFirst="0" w:colLast="0" w:name="_heading=h.f9ohjxlvidgm" w:id="20"/>
+      <w:bookmarkEnd w:id="20"/>
+      <w:r>
+        <w:rPr>
+          <w:rtl w:val="0"/>
+        </w:rPr>
+      </w:r>
+    </w:p>
+    <w:p>
+      <w:pPr>
+        <w:spacing w:line="360" w:lineRule="auto"/>
+        <w:rPr>
+          <w:b w:val="1"/>
+        </w:rPr>
+      </w:pPr>
+      <w:bookmarkStart w:colFirst="0" w:colLast="0" w:name="_heading=h.o71svytvjozy" w:id="21"/>
+      <w:bookmarkEnd w:id="21"/>
       <w:r>
         <w:rPr>
           <w:b w:val="1"/>
@@ -10305,6 +7608,83 @@
       <w:pPr>
         <w:spacing w:line="240" w:lineRule="auto"/>
         <w:ind w:firstLine="0"/>
+        <w:rPr/>
+      </w:pPr>
+      <w:r>
+        <w:rPr>
+          <w:rtl w:val="0"/>
+        </w:rPr>
+      </w:r>
+    </w:p>
+    <w:p>
+      <w:pPr>
+        <w:spacing w:line="360" w:lineRule="auto"/>
+        <w:rPr/>
+      </w:pPr>
+      <w:r>
+        <w:rPr>
+          <w:rtl w:val="0"/>
+        </w:rPr>
+      </w:r>
+    </w:p>
+    <w:p>
+      <w:pPr>
+        <w:spacing w:line="360" w:lineRule="auto"/>
+        <w:rPr/>
+      </w:pPr>
+      <w:r>
+        <w:rPr>
+          <w:rtl w:val="0"/>
+        </w:rPr>
+      </w:r>
+    </w:p>
+    <w:p>
+      <w:pPr>
+        <w:spacing w:line="360" w:lineRule="auto"/>
+        <w:rPr/>
+      </w:pPr>
+      <w:r>
+        <w:rPr>
+          <w:rtl w:val="0"/>
+        </w:rPr>
+      </w:r>
+    </w:p>
+    <w:p>
+      <w:pPr>
+        <w:spacing w:line="360" w:lineRule="auto"/>
+        <w:rPr/>
+      </w:pPr>
+      <w:r>
+        <w:rPr>
+          <w:rtl w:val="0"/>
+        </w:rPr>
+      </w:r>
+    </w:p>
+    <w:p>
+      <w:pPr>
+        <w:spacing w:line="360" w:lineRule="auto"/>
+        <w:rPr/>
+      </w:pPr>
+      <w:r>
+        <w:rPr>
+          <w:rtl w:val="0"/>
+        </w:rPr>
+      </w:r>
+    </w:p>
+    <w:p>
+      <w:pPr>
+        <w:spacing w:line="360" w:lineRule="auto"/>
+        <w:rPr/>
+      </w:pPr>
+      <w:r>
+        <w:rPr>
+          <w:rtl w:val="0"/>
+        </w:rPr>
+      </w:r>
+    </w:p>
+    <w:p>
+      <w:pPr>
+        <w:spacing w:line="360" w:lineRule="auto"/>
         <w:rPr/>
       </w:pPr>
       <w:r>
@@ -16729,12 +14109,12 @@
           <wp:extent cx="723900" cy="298450"/>
           <wp:effectExtent b="0" l="0" r="0" t="0"/>
           <wp:wrapSquare wrapText="bothSides" distB="0" distT="0" distL="114300" distR="114300"/>
-          <wp:docPr descr="Desenho com traços pretos em fundo branco&#10;&#10;Descrição gerada automaticamente com confiança média" id="1803984906" name="image1.png"/>
+          <wp:docPr descr="Desenho com traços pretos em fundo branco&#10;&#10;Descrição gerada automaticamente com confiança média" id="1803984906" name="image2.png"/>
           <a:graphic>
             <a:graphicData uri="http://schemas.openxmlformats.org/drawingml/2006/picture">
               <pic:pic>
                 <pic:nvPicPr>
-                  <pic:cNvPr descr="Desenho com traços pretos em fundo branco&#10;&#10;Descrição gerada automaticamente com confiança média" id="0" name="image1.png"/>
+                  <pic:cNvPr descr="Desenho com traços pretos em fundo branco&#10;&#10;Descrição gerada automaticamente com confiança média" id="0" name="image2.png"/>
                   <pic:cNvPicPr preferRelativeResize="0"/>
                 </pic:nvPicPr>
                 <pic:blipFill>
@@ -16771,12 +14151,12 @@
           <wp:extent cx="723900" cy="298450"/>
           <wp:effectExtent b="0" l="0" r="0" t="0"/>
           <wp:wrapSquare wrapText="bothSides" distB="0" distT="0" distL="114300" distR="114300"/>
-          <wp:docPr descr="Desenho com traços pretos em fundo branco&#10;&#10;Descrição gerada automaticamente com confiança média" id="1803984907" name="image2.png"/>
+          <wp:docPr descr="Desenho com traços pretos em fundo branco&#10;&#10;Descrição gerada automaticamente com confiança média" id="1803984907" name="image1.png"/>
           <a:graphic>
             <a:graphicData uri="http://schemas.openxmlformats.org/drawingml/2006/picture">
               <pic:pic>
                 <pic:nvPicPr>
-                  <pic:cNvPr descr="Desenho com traços pretos em fundo branco&#10;&#10;Descrição gerada automaticamente com confiança média" id="0" name="image2.png"/>
+                  <pic:cNvPr descr="Desenho com traços pretos em fundo branco&#10;&#10;Descrição gerada automaticamente com confiança média" id="0" name="image1.png"/>
                   <pic:cNvPicPr preferRelativeResize="0"/>
                 </pic:nvPicPr>
                 <pic:blipFill>
@@ -18551,7 +15931,7 @@
 
 <file path=customXML/item1.xml><?xml version="1.0" encoding="utf-8"?>
 <go:gDocsCustomXmlDataStorage xmlns:go="http://customooxmlschemas.google.com/" xmlns:r="http://schemas.openxmlformats.org/officeDocument/2006/relationships" uri="GoogleDocsCustomDataVersion2">
-  <go:docsCustomData xmlns:go="http://customooxmlschemas.google.com/" roundtripDataSignature="AMtx7mh8M1ZdG01EQHH0vyKRUdI4Hq9CQA==">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</go:docsCustomData>
+  <go:docsCustomData xmlns:go="http://customooxmlschemas.google.com/" roundtripDataSignature="AMtx7mj1XBrxUK7RotmOQWTLbdule3liJQ==">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</go:docsCustomData>
 </go:gDocsCustomXmlDataStorage>
 </file>
 
